--- a/onboarding/AIX-Lab-Atlas-Skills-in-Claude-Design.docx
+++ b/onboarding/AIX-Lab-Atlas-Skills-in-Claude-Design.docx
@@ -113,7 +113,7 @@
               <w:pStyle w:val="TableText"/>
             </w:pPr>
             <w:r>
-              <w:t xml:space="preserve">Status</w:t>
+              <w:t xml:space="preserve">Use</w:t>
             </w:r>
           </w:p>
         </w:tc>
@@ -126,16 +126,7 @@
               <w:pStyle w:val="TableText"/>
             </w:pPr>
             <w:r>
-              <w:t xml:space="preserve">Tested in one Claude Design session: connecting the repository, copying the skills, adding the rule file and running </w:t>
-            </w:r>
-            <w:r>
-              <w:rPr>
-                <w:rStyle w:val="CodeChar"/>
-              </w:rPr>
-              <w:t xml:space="preserve">/help atlas</w:t>
-            </w:r>
-            <w:r>
-              <w:t xml:space="preserve">. Other commands have not been tested yet.</w:t>
+              <w:t xml:space="preserve">Internal. Do not share outside the team.</w:t>
             </w:r>
           </w:p>
         </w:tc>

--- a/onboarding/AIX-Lab-Atlas-Skills-in-Claude-Design.docx
+++ b/onboarding/AIX-Lab-Atlas-Skills-in-Claude-Design.docx
@@ -38,6 +38,37 @@
         <w:gridCol w:w="2016"/>
         <w:gridCol w:w="8064"/>
       </w:tblGrid>
+      <w:tr>
+        <w:trPr>
+          <w:cantSplit/>
+        </w:trPr>
+        <w:tc>
+          <w:tcPr>
+            <w:tcW w:w="2016" w:type="dxa"/>
+          </w:tcPr>
+          <w:p>
+            <w:pPr>
+              <w:pStyle w:val="TableText"/>
+            </w:pPr>
+            <w:r>
+              <w:t xml:space="preserve">Version</w:t>
+            </w:r>
+          </w:p>
+        </w:tc>
+        <w:tc>
+          <w:tcPr>
+            <w:tcW w:w="8064" w:type="dxa"/>
+          </w:tcPr>
+          <w:p>
+            <w:pPr>
+              <w:pStyle w:val="TableText"/>
+            </w:pPr>
+            <w:r>
+              <w:t xml:space="preserve">2</w:t>
+            </w:r>
+          </w:p>
+        </w:tc>
+      </w:tr>
       <w:tr>
         <w:trPr>
           <w:cantSplit/>
@@ -2030,6 +2061,578 @@
         <w:pStyle w:val="Heading1"/>
       </w:pPr>
       <w:r>
+        <w:t xml:space="preserve">How to: design systems</w:t>
+      </w:r>
+    </w:p>
+    <w:p>
+      <w:r>
+        <w:t xml:space="preserve">Three jobs come up again and again: connect a design system that already lives in Git, create a new one with foundations only, and (in Claude Design) bring in a component library and style guide from Figma. </w:t>
+      </w:r>
+      <w:r>
+        <w:rPr>
+          <w:b/>
+        </w:rPr>
+        <w:t xml:space="preserve">Foundations</w:t>
+      </w:r>
+      <w:r>
+        <w:t xml:space="preserve"> means the base tokens: colour, typography, spacing, radius and shadow, in light and dark. It does not include components.</w:t>
+      </w:r>
+    </w:p>
+    <w:p>
+      <w:pPr>
+        <w:pStyle w:val="Heading2"/>
+      </w:pPr>
+      <w:r>
+        <w:t xml:space="preserve">1. Connect a design system from Git</w:t>
+      </w:r>
+    </w:p>
+    <w:p>
+      <w:r>
+        <w:t xml:space="preserve">Claude Design builds a design system from a codebase, documents or decks, and brand assets. Code is the most reliable source, because Claude reads the real components and styles. Official background: </w:t>
+      </w:r>
+      <w:hyperlink r:id="rIdL1" w:history="1">
+        <w:r>
+          <w:rPr>
+            <w:rStyle w:val="Hyperlink"/>
+          </w:rPr>
+          <w:t xml:space="preserve">Claude Design help</w:t>
+        </w:r>
+      </w:hyperlink>
+      <w:r>
+        <w:t xml:space="preserve">.</w:t>
+      </w:r>
+    </w:p>
+    <w:p>
+      <w:pPr>
+        <w:pStyle w:val="ListParagraph"/>
+        <w:numPr>
+          <w:ilvl w:val="0"/>
+          <w:numId w:val="6"/>
+        </w:numPr>
+      </w:pPr>
+      <w:r>
+        <w:t xml:space="preserve">Open </w:t>
+      </w:r>
+      <w:hyperlink r:id="rIdL2" w:history="1">
+        <w:r>
+          <w:rPr>
+            <w:rStyle w:val="Hyperlink"/>
+          </w:rPr>
+          <w:t xml:space="preserve">claude.ai/design</w:t>
+        </w:r>
+      </w:hyperlink>
+      <w:r>
+        <w:t xml:space="preserve"> and sign in. On Enterprise, an owner must first turn on </w:t>
+      </w:r>
+      <w:r>
+        <w:rPr>
+          <w:b/>
+        </w:rPr>
+        <w:t xml:space="preserve">Design systems</w:t>
+      </w:r>
+      <w:r>
+        <w:t xml:space="preserve"> in </w:t>
+      </w:r>
+      <w:r>
+        <w:rPr>
+          <w:b/>
+        </w:rPr>
+        <w:t xml:space="preserve">Organization settings &gt; Artifacts</w:t>
+      </w:r>
+      <w:r>
+        <w:t xml:space="preserve">.</w:t>
+      </w:r>
+    </w:p>
+    <w:p>
+      <w:pPr>
+        <w:pStyle w:val="ListParagraph"/>
+        <w:numPr>
+          <w:ilvl w:val="0"/>
+          <w:numId w:val="6"/>
+        </w:numPr>
+      </w:pPr>
+      <w:r>
+        <w:t xml:space="preserve">Open </w:t>
+      </w:r>
+      <w:r>
+        <w:rPr>
+          <w:b/>
+        </w:rPr>
+        <w:t xml:space="preserve">Settings &gt; Design systems</w:t>
+      </w:r>
+      <w:r>
+        <w:t xml:space="preserve"> and start a new one. Or, in chat, send: </w:t>
+      </w:r>
+      <w:r>
+        <w:rPr>
+          <w:rStyle w:val="CodeChar"/>
+        </w:rPr>
+        <w:t xml:space="preserve">Create a design system from the GitHub repo &lt;owner&gt;/&lt;repo&gt;, branch main.</w:t>
+      </w:r>
+    </w:p>
+    <w:p>
+      <w:pPr>
+        <w:pStyle w:val="ListParagraph"/>
+        <w:numPr>
+          <w:ilvl w:val="0"/>
+          <w:numId w:val="6"/>
+        </w:numPr>
+      </w:pPr>
+      <w:r>
+        <w:t xml:space="preserve">If it cannot see the repository, install the GitHub App when prompted and pick the repository. This happens with private repositories.</w:t>
+      </w:r>
+    </w:p>
+    <w:p>
+      <w:pPr>
+        <w:pStyle w:val="ListParagraph"/>
+        <w:numPr>
+          <w:ilvl w:val="0"/>
+          <w:numId w:val="6"/>
+        </w:numPr>
+      </w:pPr>
+      <w:r>
+        <w:t xml:space="preserve">Wait while Claude reads the components, tokens and styles.</w:t>
+      </w:r>
+    </w:p>
+    <w:p>
+      <w:pPr>
+        <w:pStyle w:val="ListParagraph"/>
+        <w:numPr>
+          <w:ilvl w:val="0"/>
+          <w:numId w:val="6"/>
+        </w:numPr>
+      </w:pPr>
+      <w:r>
+        <w:t xml:space="preserve">Click </w:t>
+      </w:r>
+      <w:r>
+        <w:rPr>
+          <w:b/>
+        </w:rPr>
+        <w:t xml:space="preserve">Open</w:t>
+      </w:r>
+      <w:r>
+        <w:t xml:space="preserve">, then </w:t>
+      </w:r>
+      <w:r>
+        <w:rPr>
+          <w:b/>
+        </w:rPr>
+        <w:t xml:space="preserve">Remix</w:t>
+      </w:r>
+      <w:r>
+        <w:t xml:space="preserve">, to review it in a chat panel and tidy anything that looks off.</w:t>
+      </w:r>
+    </w:p>
+    <w:p>
+      <w:pPr>
+        <w:pStyle w:val="ListParagraph"/>
+        <w:numPr>
+          <w:ilvl w:val="0"/>
+          <w:numId w:val="6"/>
+        </w:numPr>
+      </w:pPr>
+      <w:r>
+        <w:t xml:space="preserve">Make a test project and check colours, type and components against your real product.</w:t>
+      </w:r>
+    </w:p>
+    <w:p>
+      <w:pPr>
+        <w:pStyle w:val="ListParagraph"/>
+        <w:numPr>
+          <w:ilvl w:val="0"/>
+          <w:numId w:val="6"/>
+        </w:numPr>
+      </w:pPr>
+      <w:r>
+        <w:t xml:space="preserve">Turn on </w:t>
+      </w:r>
+      <w:r>
+        <w:rPr>
+          <w:b/>
+        </w:rPr>
+        <w:t xml:space="preserve">Published</w:t>
+      </w:r>
+      <w:r>
+        <w:t xml:space="preserve">. New projects created from the Claude Design home screen now use this system.</w:t>
+      </w:r>
+    </w:p>
+    <w:p>
+      <w:pPr>
+        <w:pStyle w:val="CalloutCheck"/>
+      </w:pPr>
+      <w:r>
+        <w:rPr>
+          <w:b/>
+        </w:rPr>
+        <w:t xml:space="preserve">Check: </w:t>
+      </w:r>
+      <w:r>
+        <w:t xml:space="preserve">A test project shows your colours and type, and the system is listed under </w:t>
+      </w:r>
+      <w:r>
+        <w:rPr>
+          <w:b/>
+        </w:rPr>
+        <w:t xml:space="preserve">Settings &gt; Design systems</w:t>
+      </w:r>
+      <w:r>
+        <w:t xml:space="preserve">.</w:t>
+      </w:r>
+    </w:p>
+    <w:p>
+      <w:pPr>
+        <w:pStyle w:val="CalloutNote"/>
+      </w:pPr>
+      <w:r>
+        <w:rPr>
+          <w:b/>
+        </w:rPr>
+        <w:t xml:space="preserve">Note: </w:t>
+      </w:r>
+      <w:r>
+        <w:t xml:space="preserve">For a React component library, run </w:t>
+      </w:r>
+      <w:r>
+        <w:rPr>
+          <w:rStyle w:val="CodeChar"/>
+        </w:rPr>
+        <w:t xml:space="preserve">/design-sync</w:t>
+      </w:r>
+      <w:r>
+        <w:t xml:space="preserve"> from Claude Code for a fuller import. See the Claude Code guide.</w:t>
+      </w:r>
+    </w:p>
+    <w:p>
+      <w:pPr>
+        <w:pStyle w:val="Heading2"/>
+      </w:pPr>
+      <w:r>
+        <w:t xml:space="preserve">2. Create a design system (foundations only)</w:t>
+      </w:r>
+    </w:p>
+    <w:p>
+      <w:pPr>
+        <w:pStyle w:val="ListParagraph"/>
+        <w:numPr>
+          <w:ilvl w:val="0"/>
+          <w:numId w:val="7"/>
+        </w:numPr>
+      </w:pPr>
+      <w:r>
+        <w:t xml:space="preserve">Gather what you have: logo files, a colour file, a typography spec, or a brand deck.</w:t>
+      </w:r>
+    </w:p>
+    <w:p>
+      <w:pPr>
+        <w:pStyle w:val="ListParagraph"/>
+        <w:numPr>
+          <w:ilvl w:val="0"/>
+          <w:numId w:val="7"/>
+        </w:numPr>
+      </w:pPr>
+      <w:r>
+        <w:t xml:space="preserve">Open </w:t>
+      </w:r>
+      <w:r>
+        <w:rPr>
+          <w:b/>
+        </w:rPr>
+        <w:t xml:space="preserve">Settings &gt; Design systems</w:t>
+      </w:r>
+      <w:r>
+        <w:t xml:space="preserve">, start a new one, name it, and upload those files. Or ask in chat.</w:t>
+      </w:r>
+    </w:p>
+    <w:p>
+      <w:pPr>
+        <w:pStyle w:val="ListParagraph"/>
+        <w:numPr>
+          <w:ilvl w:val="0"/>
+          <w:numId w:val="7"/>
+        </w:numPr>
+      </w:pPr>
+      <w:r>
+        <w:t xml:space="preserve">Send: </w:t>
+      </w:r>
+      <w:r>
+        <w:rPr>
+          <w:rStyle w:val="CodeChar"/>
+        </w:rPr>
+        <w:t xml:space="preserve">Foundations only: colour, typography, spacing, radius and shadow, light and dark. No components. Use only the values in my files. If something is missing, ask me.</w:t>
+      </w:r>
+    </w:p>
+    <w:p>
+      <w:pPr>
+        <w:pStyle w:val="ListParagraph"/>
+        <w:numPr>
+          <w:ilvl w:val="0"/>
+          <w:numId w:val="7"/>
+        </w:numPr>
+      </w:pPr>
+      <w:r>
+        <w:t xml:space="preserve">For verified values, first send </w:t>
+      </w:r>
+      <w:r>
+        <w:rPr>
+          <w:rStyle w:val="CodeChar"/>
+        </w:rPr>
+        <w:t xml:space="preserve">/styleguide forge</w:t>
+      </w:r>
+      <w:r>
+        <w:t xml:space="preserve"> with your sources. It returns a token list with every value traced to a source. Paste that list into the chat as the source of truth.</w:t>
+      </w:r>
+    </w:p>
+    <w:p>
+      <w:pPr>
+        <w:pStyle w:val="ListParagraph"/>
+        <w:numPr>
+          <w:ilvl w:val="0"/>
+          <w:numId w:val="7"/>
+        </w:numPr>
+      </w:pPr>
+      <w:r>
+        <w:t xml:space="preserve">Click </w:t>
+      </w:r>
+      <w:r>
+        <w:rPr>
+          <w:b/>
+        </w:rPr>
+        <w:t xml:space="preserve">Open</w:t>
+      </w:r>
+      <w:r>
+        <w:t xml:space="preserve">, then </w:t>
+      </w:r>
+      <w:r>
+        <w:rPr>
+          <w:b/>
+        </w:rPr>
+        <w:t xml:space="preserve">Remix</w:t>
+      </w:r>
+      <w:r>
+        <w:t xml:space="preserve">, to review. Check each colour and font against your brand guide.</w:t>
+      </w:r>
+    </w:p>
+    <w:p>
+      <w:pPr>
+        <w:pStyle w:val="ListParagraph"/>
+        <w:numPr>
+          <w:ilvl w:val="0"/>
+          <w:numId w:val="7"/>
+        </w:numPr>
+      </w:pPr>
+      <w:r>
+        <w:t xml:space="preserve">Make a test project, then turn on </w:t>
+      </w:r>
+      <w:r>
+        <w:rPr>
+          <w:b/>
+        </w:rPr>
+        <w:t xml:space="preserve">Published</w:t>
+      </w:r>
+      <w:r>
+        <w:t xml:space="preserve">.</w:t>
+      </w:r>
+    </w:p>
+    <w:p>
+      <w:pPr>
+        <w:pStyle w:val="CalloutCheck"/>
+      </w:pPr>
+      <w:r>
+        <w:rPr>
+          <w:b/>
+        </w:rPr>
+        <w:t xml:space="preserve">Check: </w:t>
+      </w:r>
+      <w:r>
+        <w:t xml:space="preserve">Every colour and font in the system matches a source you gave. Anything Claude chose itself is marked as a guess.</w:t>
+      </w:r>
+    </w:p>
+    <w:p>
+      <w:pPr>
+        <w:pStyle w:val="Heading2"/>
+      </w:pPr>
+      <w:r>
+        <w:t xml:space="preserve">3. Connect a component library and style guide from Figma</w:t>
+      </w:r>
+    </w:p>
+    <w:p>
+      <w:pPr>
+        <w:pStyle w:val="ListParagraph"/>
+        <w:numPr>
+          <w:ilvl w:val="0"/>
+          <w:numId w:val="8"/>
+        </w:numPr>
+      </w:pPr>
+      <w:r>
+        <w:t xml:space="preserve">In Figma, open the library file that holds your components. Choose </w:t>
+      </w:r>
+      <w:r>
+        <w:rPr>
+          <w:b/>
+        </w:rPr>
+        <w:t xml:space="preserve">File &gt; Save local copy</w:t>
+      </w:r>
+      <w:r>
+        <w:t xml:space="preserve"> to download it as a </w:t>
+      </w:r>
+      <w:r>
+        <w:rPr>
+          <w:rStyle w:val="CodeChar"/>
+        </w:rPr>
+        <w:t xml:space="preserve">.fig</w:t>
+      </w:r>
+      <w:r>
+        <w:t xml:space="preserve"> file. Do the same for the file that holds your style guide, styles or variables if it is separate.</w:t>
+      </w:r>
+    </w:p>
+    <w:p>
+      <w:pPr>
+        <w:pStyle w:val="ListParagraph"/>
+        <w:numPr>
+          <w:ilvl w:val="0"/>
+          <w:numId w:val="8"/>
+        </w:numPr>
+      </w:pPr>
+      <w:r>
+        <w:t xml:space="preserve">In Claude Design, open </w:t>
+      </w:r>
+      <w:r>
+        <w:rPr>
+          <w:b/>
+        </w:rPr>
+        <w:t xml:space="preserve">Settings &gt; Design systems</w:t>
+      </w:r>
+      <w:r>
+        <w:t xml:space="preserve">, start a new one and name it.</w:t>
+      </w:r>
+    </w:p>
+    <w:p>
+      <w:pPr>
+        <w:pStyle w:val="ListParagraph"/>
+        <w:numPr>
+          <w:ilvl w:val="0"/>
+          <w:numId w:val="8"/>
+        </w:numPr>
+      </w:pPr>
+      <w:r>
+        <w:t xml:space="preserve">Look for the option to upload a </w:t>
+      </w:r>
+      <w:r>
+        <w:rPr>
+          <w:rStyle w:val="CodeChar"/>
+        </w:rPr>
+        <w:t xml:space="preserve">.fig</w:t>
+      </w:r>
+      <w:r>
+        <w:t xml:space="preserve"> file and upload the component library. Claude analyses the file and asks whether to import everything. Say yes.</w:t>
+      </w:r>
+    </w:p>
+    <w:p>
+      <w:pPr>
+        <w:pStyle w:val="ListParagraph"/>
+        <w:numPr>
+          <w:ilvl w:val="0"/>
+          <w:numId w:val="8"/>
+        </w:numPr>
+      </w:pPr>
+      <w:r>
+        <w:t xml:space="preserve">Add the style guide: upload its </w:t>
+      </w:r>
+      <w:r>
+        <w:rPr>
+          <w:rStyle w:val="CodeChar"/>
+        </w:rPr>
+        <w:t xml:space="preserve">.fig</w:t>
+      </w:r>
+      <w:r>
+        <w:t xml:space="preserve"> file, or its PDF or slide deck. Also upload your brand fonts and logo files. Fonts often do not carry over from Figma, so add them yourself.</w:t>
+      </w:r>
+    </w:p>
+    <w:p>
+      <w:pPr>
+        <w:pStyle w:val="ListParagraph"/>
+        <w:numPr>
+          <w:ilvl w:val="0"/>
+          <w:numId w:val="8"/>
+        </w:numPr>
+      </w:pPr>
+      <w:r>
+        <w:t xml:space="preserve">Click </w:t>
+      </w:r>
+      <w:r>
+        <w:rPr>
+          <w:b/>
+        </w:rPr>
+        <w:t xml:space="preserve">Open</w:t>
+      </w:r>
+      <w:r>
+        <w:t xml:space="preserve">, then </w:t>
+      </w:r>
+      <w:r>
+        <w:rPr>
+          <w:b/>
+        </w:rPr>
+        <w:t xml:space="preserve">Remix</w:t>
+      </w:r>
+      <w:r>
+        <w:t xml:space="preserve">. Check colours, fonts, spacing and components against Figma, and correct anything by chat.</w:t>
+      </w:r>
+    </w:p>
+    <w:p>
+      <w:pPr>
+        <w:pStyle w:val="ListParagraph"/>
+        <w:numPr>
+          <w:ilvl w:val="0"/>
+          <w:numId w:val="8"/>
+        </w:numPr>
+      </w:pPr>
+      <w:r>
+        <w:t xml:space="preserve">Make a test project, then turn on </w:t>
+      </w:r>
+      <w:r>
+        <w:rPr>
+          <w:b/>
+        </w:rPr>
+        <w:t xml:space="preserve">Published</w:t>
+      </w:r>
+      <w:r>
+        <w:t xml:space="preserve">.</w:t>
+      </w:r>
+    </w:p>
+    <w:p>
+      <w:pPr>
+        <w:pStyle w:val="CalloutCheck"/>
+      </w:pPr>
+      <w:r>
+        <w:rPr>
+          <w:b/>
+        </w:rPr>
+        <w:t xml:space="preserve">Check: </w:t>
+      </w:r>
+      <w:r>
+        <w:t xml:space="preserve">A test project uses your fonts, colours and spacing, and your key components look right. Components are the weakest part of a Figma import: if one comes out wrong, say so in chat and ask for it to be rebuilt to match.</w:t>
+      </w:r>
+    </w:p>
+    <w:p>
+      <w:pPr>
+        <w:pStyle w:val="CalloutNote"/>
+      </w:pPr>
+      <w:r>
+        <w:rPr>
+          <w:b/>
+        </w:rPr>
+        <w:t xml:space="preserve">Note: </w:t>
+      </w:r>
+      <w:r>
+        <w:t xml:space="preserve">A Figma import is less exact than a code import. If your components also exist in Git, do how-to 1 as well and use both.</w:t>
+      </w:r>
+    </w:p>
+    <w:p>
+      <w:pPr>
+        <w:pStyle w:val="Heading1"/>
+      </w:pPr>
+      <w:r>
         <w:t xml:space="preserve">Why the skills do not appear when you type "/"</w:t>
       </w:r>
     </w:p>
@@ -2423,7 +3026,7 @@
         <w:color w:val="5A6B78"/>
         <w:sz w:val="16"/>
       </w:rPr>
-      <w:t>Using the AIX Lab-Atlas skills in Claude Design</w:t>
+      <w:t>Using the AIX Lab-Atlas skills in Claude Design (v2)</w:t>
     </w:r>
     <w:r>
       <w:rPr>
@@ -2517,6 +3120,24 @@
     </w:lvlOverride>
   </w:num>
   <w:num w:numId="5">
+    <w:abstractNumId w:val="1"/>
+    <w:lvlOverride w:ilvl="0">
+      <w:startOverride w:val="1"/>
+    </w:lvlOverride>
+  </w:num>
+  <w:num w:numId="6">
+    <w:abstractNumId w:val="1"/>
+    <w:lvlOverride w:ilvl="0">
+      <w:startOverride w:val="1"/>
+    </w:lvlOverride>
+  </w:num>
+  <w:num w:numId="7">
+    <w:abstractNumId w:val="1"/>
+    <w:lvlOverride w:ilvl="0">
+      <w:startOverride w:val="1"/>
+    </w:lvlOverride>
+  </w:num>
+  <w:num w:numId="8">
     <w:abstractNumId w:val="1"/>
     <w:lvlOverride w:ilvl="0">
       <w:startOverride w:val="1"/>

--- a/onboarding/AIX-Lab-Atlas-Skills-in-Claude-Design.docx
+++ b/onboarding/AIX-Lab-Atlas-Skills-in-Claude-Design.docx
@@ -1220,307 +1220,347 @@
     </w:p>
     <w:p>
       <w:r>
-        <w:t xml:space="preserve">Every skill states what it needs in its own </w:t>
-      </w:r>
-      <w:r>
-        <w:rPr>
-          <w:rStyle w:val="CodeChar"/>
-        </w:rPr>
-        <w:t xml:space="preserve">## Environment</w:t>
-      </w:r>
-      <w:r>
-        <w:t xml:space="preserve"> section. In short:</w:t>
-      </w:r>
-    </w:p>
-    <w:tbl>
-      <w:tblPr>
-        <w:tblW w:w="10080" w:type="dxa"/>
-        <w:tblBorders>
-          <w:top w:val="single" w:sz="4" w:space="0" w:color="CFDAE1"/>
-          <w:bottom w:val="single" w:sz="4" w:space="0" w:color="CFDAE1"/>
-          <w:insideH w:val="single" w:sz="4" w:space="0" w:color="CFDAE1"/>
-        </w:tblBorders>
-        <w:tblLayout w:type="fixed"/>
-        <w:tblCellMar>
-          <w:top w:w="60" w:type="dxa"/>
-          <w:left w:w="80" w:type="dxa"/>
-          <w:bottom w:w="60" w:type="dxa"/>
-          <w:right w:w="80" w:type="dxa"/>
-        </w:tblCellMar>
-      </w:tblPr>
-      <w:tblGrid>
-        <w:gridCol w:w="3427"/>
-        <w:gridCol w:w="6653"/>
-      </w:tblGrid>
-      <w:tr>
-        <w:trPr>
-          <w:cantSplit/>
-          <w:tblHeader/>
-        </w:trPr>
-        <w:tc>
-          <w:tcPr>
-            <w:tcW w:w="3427" w:type="dxa"/>
-            <w:shd w:val="clear" w:color="auto" w:fill="0B4F66"/>
-          </w:tcPr>
-          <w:p>
-            <w:pPr>
-              <w:pStyle w:val="TableText"/>
-            </w:pPr>
-            <w:r>
-              <w:rPr>
-                <w:b/>
-                <w:color w:val="FFFFFF"/>
-              </w:rPr>
-              <w:t xml:space="preserve">Needs</w:t>
-            </w:r>
-          </w:p>
-        </w:tc>
-        <w:tc>
-          <w:tcPr>
-            <w:tcW w:w="6653" w:type="dxa"/>
-            <w:shd w:val="clear" w:color="auto" w:fill="0B4F66"/>
-          </w:tcPr>
-          <w:p>
-            <w:pPr>
-              <w:pStyle w:val="TableText"/>
-            </w:pPr>
-            <w:r>
-              <w:rPr>
-                <w:b/>
-                <w:color w:val="FFFFFF"/>
-              </w:rPr>
-              <w:t xml:space="preserve">Skills</w:t>
-            </w:r>
-          </w:p>
-        </w:tc>
-      </w:tr>
-      <w:tr>
-        <w:trPr>
-          <w:cantSplit/>
-        </w:trPr>
-        <w:tc>
-          <w:tcPr>
-            <w:tcW w:w="3427" w:type="dxa"/>
-          </w:tcPr>
-          <w:p>
-            <w:pPr>
-              <w:pStyle w:val="TableText"/>
-            </w:pPr>
-            <w:r>
-              <w:t xml:space="preserve">The conversation only (saving a file is optional)</w:t>
-            </w:r>
-          </w:p>
-        </w:tc>
-        <w:tc>
-          <w:tcPr>
-            <w:tcW w:w="6653" w:type="dxa"/>
-          </w:tcPr>
-          <w:p>
-            <w:pPr>
-              <w:pStyle w:val="TableText"/>
-            </w:pPr>
-            <w:r>
-              <w:t xml:space="preserve">brainstorming, interrogate, problem-statement, usability-test-plan, information-architecture, interview, interview-analysis, persona, journey, metrics, decisions, help</w:t>
-            </w:r>
-          </w:p>
-        </w:tc>
-      </w:tr>
-      <w:tr>
-        <w:trPr>
-          <w:cantSplit/>
-        </w:trPr>
-        <w:tc>
-          <w:tcPr>
-            <w:tcW w:w="3427" w:type="dxa"/>
-          </w:tcPr>
-          <w:p>
-            <w:pPr>
-              <w:pStyle w:val="TableText"/>
-            </w:pPr>
-            <w:r>
-              <w:t xml:space="preserve">A file system</w:t>
-            </w:r>
-          </w:p>
-        </w:tc>
-        <w:tc>
-          <w:tcPr>
-            <w:tcW w:w="6653" w:type="dxa"/>
-          </w:tcPr>
-          <w:p>
-            <w:pPr>
-              <w:pStyle w:val="TableText"/>
-            </w:pPr>
-            <w:r>
-              <w:t xml:space="preserve">setup, brief, wiki, requirements, guide, styleguide, refine, figma (import, sync)</w:t>
-            </w:r>
-          </w:p>
-        </w:tc>
-      </w:tr>
-      <w:tr>
-        <w:trPr>
-          <w:cantSplit/>
-        </w:trPr>
-        <w:tc>
-          <w:tcPr>
-            <w:tcW w:w="3427" w:type="dxa"/>
-          </w:tcPr>
-          <w:p>
-            <w:pPr>
-              <w:pStyle w:val="TableText"/>
-            </w:pPr>
-            <w:r>
-              <w:t xml:space="preserve">A shell and Node.js</w:t>
-            </w:r>
-          </w:p>
-        </w:tc>
-        <w:tc>
-          <w:tcPr>
-            <w:tcW w:w="6653" w:type="dxa"/>
-          </w:tcPr>
-          <w:p>
-            <w:pPr>
-              <w:pStyle w:val="TableText"/>
-            </w:pPr>
-            <w:r>
-              <w:t xml:space="preserve">prototype, storybook, package, showcase, skill-manager</w:t>
-            </w:r>
-          </w:p>
-        </w:tc>
-      </w:tr>
-      <w:tr>
-        <w:trPr>
-          <w:cantSplit/>
-        </w:trPr>
-        <w:tc>
-          <w:tcPr>
-            <w:tcW w:w="3427" w:type="dxa"/>
-          </w:tcPr>
-          <w:p>
-            <w:pPr>
-              <w:pStyle w:val="TableText"/>
-            </w:pPr>
-            <w:r>
-              <w:t xml:space="preserve">Web search or browser tooling</w:t>
-            </w:r>
-          </w:p>
-        </w:tc>
-        <w:tc>
-          <w:tcPr>
-            <w:tcW w:w="6653" w:type="dxa"/>
-          </w:tcPr>
-          <w:p>
-            <w:pPr>
-              <w:pStyle w:val="TableText"/>
-            </w:pPr>
-            <w:r>
-              <w:t xml:space="preserve">competitor-analysis, ux-benchmark, showcase (screenshots)</w:t>
-            </w:r>
-          </w:p>
-        </w:tc>
-      </w:tr>
-      <w:tr>
-        <w:trPr>
-          <w:cantSplit/>
-        </w:trPr>
-        <w:tc>
-          <w:tcPr>
-            <w:tcW w:w="3427" w:type="dxa"/>
-          </w:tcPr>
-          <w:p>
-            <w:pPr>
-              <w:pStyle w:val="TableText"/>
-            </w:pPr>
-            <w:r>
-              <w:t xml:space="preserve">A connected MCP server</w:t>
-            </w:r>
-          </w:p>
-        </w:tc>
-        <w:tc>
-          <w:tcPr>
-            <w:tcW w:w="6653" w:type="dxa"/>
-          </w:tcPr>
-          <w:p>
-            <w:pPr>
-              <w:pStyle w:val="TableText"/>
-            </w:pPr>
-            <w:r>
-              <w:t xml:space="preserve">figma (import, sync), workshop (FigJam board), map (FigJam export), requirements (tracker export)</w:t>
-            </w:r>
-          </w:p>
-        </w:tc>
-      </w:tr>
-    </w:tbl>
+        <w:t xml:space="preserve">Skills that need a shell and Node.js (</w:t>
+      </w:r>
+      <w:r>
+        <w:rPr>
+          <w:rStyle w:val="CodeChar"/>
+        </w:rPr>
+        <w:t xml:space="preserve">/prototype</w:t>
+      </w:r>
+      <w:r>
+        <w:t xml:space="preserve">, </w:t>
+      </w:r>
+      <w:r>
+        <w:rPr>
+          <w:rStyle w:val="CodeChar"/>
+        </w:rPr>
+        <w:t xml:space="preserve">/storybook</w:t>
+      </w:r>
+      <w:r>
+        <w:t xml:space="preserve">, </w:t>
+      </w:r>
+      <w:r>
+        <w:rPr>
+          <w:rStyle w:val="CodeChar"/>
+        </w:rPr>
+        <w:t xml:space="preserve">/package</w:t>
+      </w:r>
+      <w:r>
+        <w:t xml:space="preserve">, </w:t>
+      </w:r>
+      <w:r>
+        <w:rPr>
+          <w:rStyle w:val="CodeChar"/>
+        </w:rPr>
+        <w:t xml:space="preserve">/showcase</w:t>
+      </w:r>
+      <w:r>
+        <w:t xml:space="preserve">, </w:t>
+      </w:r>
+      <w:r>
+        <w:rPr>
+          <w:rStyle w:val="CodeChar"/>
+        </w:rPr>
+        <w:t xml:space="preserve">/skill-manager</w:t>
+      </w:r>
+      <w:r>
+        <w:t xml:space="preserve">) say so and stop. Run those in Claude Code.</w:t>
+      </w:r>
+    </w:p>
+    <w:p>
+      <w:pPr>
+        <w:pStyle w:val="Heading1"/>
+      </w:pPr>
+      <w:r>
+        <w:t xml:space="preserve">Audit</w:t>
+      </w:r>
+    </w:p>
+    <w:p>
+      <w:r>
+        <w:t xml:space="preserve">Audit finds problems and never edits your design. </w:t>
+      </w:r>
+      <w:r>
+        <w:rPr>
+          <w:rStyle w:val="CodeChar"/>
+        </w:rPr>
+        <w:t xml:space="preserve">craft</w:t>
+      </w:r>
+      <w:r>
+        <w:t xml:space="preserve"> scores five dimensions 0 to 4 and ranks a task list P0 to P3. </w:t>
+      </w:r>
+      <w:r>
+        <w:rPr>
+          <w:rStyle w:val="CodeChar"/>
+        </w:rPr>
+        <w:t xml:space="preserve">heuristic</w:t>
+      </w:r>
+      <w:r>
+        <w:t xml:space="preserve"> is a 12-point pass for when the audit must stand as evidence. </w:t>
+      </w:r>
+      <w:r>
+        <w:rPr>
+          <w:rStyle w:val="CodeChar"/>
+        </w:rPr>
+        <w:t xml:space="preserve">a11y</w:t>
+      </w:r>
+      <w:r>
+        <w:t xml:space="preserve"> checks WCAG 2.1 and 2.2 AA. </w:t>
+      </w:r>
+      <w:r>
+        <w:rPr>
+          <w:rStyle w:val="CodeChar"/>
+        </w:rPr>
+        <w:t xml:space="preserve">code</w:t>
+      </w:r>
+      <w:r>
+        <w:t xml:space="preserve"> checks tokens and structure. </w:t>
+      </w:r>
+      <w:r>
+        <w:rPr>
+          <w:rStyle w:val="CodeChar"/>
+        </w:rPr>
+        <w:t xml:space="preserve">spec</w:t>
+      </w:r>
+      <w:r>
+        <w:t xml:space="preserve"> checks the build against the design. Run one mode at a time, fix with </w:t>
+      </w:r>
+      <w:r>
+        <w:rPr>
+          <w:rStyle w:val="CodeChar"/>
+        </w:rPr>
+        <w:t xml:space="preserve">/refine</w:t>
+      </w:r>
+      <w:r>
+        <w:t xml:space="preserve">, then audit again. Never merge craft and heuristic scores.</w:t>
+      </w:r>
+    </w:p>
+    <w:p>
+      <w:pPr>
+        <w:pStyle w:val="Heading1"/>
+      </w:pPr>
+      <w:r>
+        <w:t xml:space="preserve">Plan</w:t>
+      </w:r>
+    </w:p>
+    <w:p>
+      <w:pPr>
+        <w:pStyle w:val="ListParagraph"/>
+        <w:numPr>
+          <w:ilvl w:val="0"/>
+          <w:numId w:val="5"/>
+        </w:numPr>
+      </w:pPr>
+      <w:r>
+        <w:rPr>
+          <w:b/>
+        </w:rPr>
+        <w:t xml:space="preserve">Place the project.</w:t>
+      </w:r>
+      <w:r>
+        <w:t xml:space="preserve"> Send </w:t>
+      </w:r>
+      <w:r>
+        <w:rPr>
+          <w:rStyle w:val="CodeChar"/>
+        </w:rPr>
+        <w:t xml:space="preserve">/help</w:t>
+      </w:r>
+      <w:r>
+        <w:t xml:space="preserve">. It reads which docs exist and recommends the next skill. An empty project gets </w:t>
+      </w:r>
+      <w:r>
+        <w:rPr>
+          <w:rStyle w:val="CodeChar"/>
+        </w:rPr>
+        <w:t xml:space="preserve">/setup</w:t>
+      </w:r>
+      <w:r>
+        <w:t xml:space="preserve">, then </w:t>
+      </w:r>
+      <w:r>
+        <w:rPr>
+          <w:rStyle w:val="CodeChar"/>
+        </w:rPr>
+        <w:t xml:space="preserve">/brief</w:t>
+      </w:r>
+      <w:r>
+        <w:t xml:space="preserve">.</w:t>
+      </w:r>
+    </w:p>
+    <w:p>
+      <w:pPr>
+        <w:pStyle w:val="ListParagraph"/>
+        <w:numPr>
+          <w:ilvl w:val="0"/>
+          <w:numId w:val="5"/>
+        </w:numPr>
+      </w:pPr>
+      <w:r>
+        <w:rPr>
+          <w:b/>
+        </w:rPr>
+        <w:t xml:space="preserve">Follow the phases:</w:t>
+      </w:r>
+      <w:r>
+        <w:t xml:space="preserve"> Discover, Decide, Design, Deliver. You can skip ahead and backfill.</w:t>
+      </w:r>
+    </w:p>
+    <w:p>
+      <w:pPr>
+        <w:pStyle w:val="ListParagraph"/>
+        <w:numPr>
+          <w:ilvl w:val="0"/>
+          <w:numId w:val="5"/>
+        </w:numPr>
+      </w:pPr>
+      <w:r>
+        <w:rPr>
+          <w:b/>
+        </w:rPr>
+        <w:t xml:space="preserve">Plan before writing.</w:t>
+      </w:r>
+      <w:r>
+        <w:t xml:space="preserve"> Ask each skill for its plan first, and wait for your yes before it creates anything.</w:t>
+      </w:r>
+    </w:p>
+    <w:p>
+      <w:pPr>
+        <w:pStyle w:val="Heading1"/>
+      </w:pPr>
+      <w:r>
+        <w:t xml:space="preserve">Guardrails</w:t>
+      </w:r>
+    </w:p>
+    <w:p>
+      <w:pPr>
+        <w:pStyle w:val="ListParagraph"/>
+        <w:numPr>
+          <w:ilvl w:val="0"/>
+          <w:numId w:val="1"/>
+        </w:numPr>
+      </w:pPr>
+      <w:r>
+        <w:rPr>
+          <w:b/>
+        </w:rPr>
+        <w:t xml:space="preserve">No invented evidence.</w:t>
+      </w:r>
+      <w:r>
+        <w:t xml:space="preserve"> No made-up people, quotes, numbers or competitors. Missing facts go on a line in </w:t>
+      </w:r>
+      <w:r>
+        <w:rPr>
+          <w:rStyle w:val="CodeChar"/>
+        </w:rPr>
+        <w:t xml:space="preserve">UNKNOWNS.md</w:t>
+      </w:r>
+      <w:r>
+        <w:t xml:space="preserve">, and Claude asks you.</w:t>
+      </w:r>
+    </w:p>
+    <w:p>
+      <w:pPr>
+        <w:pStyle w:val="ListParagraph"/>
+        <w:numPr>
+          <w:ilvl w:val="0"/>
+          <w:numId w:val="1"/>
+        </w:numPr>
+      </w:pPr>
+      <w:r>
+        <w:rPr>
+          <w:b/>
+        </w:rPr>
+        <w:t xml:space="preserve">Name the source</w:t>
+      </w:r>
+      <w:r>
+        <w:t xml:space="preserve"> of every finding, and label any guess as a guess.</w:t>
+      </w:r>
+    </w:p>
+    <w:p>
+      <w:pPr>
+        <w:pStyle w:val="ListParagraph"/>
+        <w:numPr>
+          <w:ilvl w:val="0"/>
+          <w:numId w:val="1"/>
+        </w:numPr>
+      </w:pPr>
+      <w:r>
+        <w:rPr>
+          <w:b/>
+        </w:rPr>
+        <w:t xml:space="preserve">Stay in scope.</w:t>
+      </w:r>
+      <w:r>
+        <w:t xml:space="preserve"> Audit never edits. Setup adds to existing files and never overwrites them.</w:t>
+      </w:r>
+    </w:p>
+    <w:p>
+      <w:pPr>
+        <w:pStyle w:val="ListParagraph"/>
+        <w:numPr>
+          <w:ilvl w:val="0"/>
+          <w:numId w:val="1"/>
+        </w:numPr>
+      </w:pPr>
+      <w:r>
+        <w:rPr>
+          <w:b/>
+        </w:rPr>
+        <w:t xml:space="preserve">Never claim what did not happen.</w:t>
+      </w:r>
+      <w:r>
+        <w:t xml:space="preserve"> No "file written" unless it was.</w:t>
+      </w:r>
+    </w:p>
+    <w:p>
+      <w:r>
+        <w:t xml:space="preserve">Paste this before a skill run to enforce them:</w:t>
+      </w:r>
+    </w:p>
+    <w:p>
+      <w:pPr>
+        <w:pStyle w:val="CodeBlock"/>
+      </w:pPr>
+      <w:r>
+        <w:t xml:space="preserve">Use only files in this project and the skill's own SKILL.md. Do not invent users, quotes,</w:t>
+      </w:r>
+    </w:p>
+    <w:p>
+      <w:pPr>
+        <w:pStyle w:val="CodeBlock"/>
+      </w:pPr>
+      <w:r>
+        <w:t xml:space="preserve">numbers, competitors or screens. If something is missing, add it to UNKNOWNS.md and ask me.</w:t>
+      </w:r>
+    </w:p>
+    <w:p>
+      <w:pPr>
+        <w:pStyle w:val="CodeBlock"/>
+      </w:pPr>
+      <w:r>
+        <w:t xml:space="preserve">Show me a plan first and wait for my yes before creating or changing files. Name the source</w:t>
+      </w:r>
+    </w:p>
+    <w:p>
+      <w:pPr>
+        <w:pStyle w:val="CodeBlock"/>
+      </w:pPr>
+      <w:r>
+        <w:t xml:space="preserve">file for every finding. If you guess, say it is a guess.</w:t>
+      </w:r>
+    </w:p>
     <w:p>
       <w:pPr>
         <w:pStyle w:val="Spacer"/>
       </w:pPr>
     </w:p>
     <w:p>
-      <w:r>
-        <w:t xml:space="preserve">When something is missing, a skill says so, returns its output in the conversation, and never claims a file was written when it was not.</w:t>
-      </w:r>
-    </w:p>
-    <w:p>
-      <w:r>
-        <w:t xml:space="preserve">In Claude Design, skills that need a shell and Node.js (</w:t>
-      </w:r>
-      <w:r>
-        <w:rPr>
-          <w:rStyle w:val="CodeChar"/>
-        </w:rPr>
-        <w:t xml:space="preserve">prototype</w:t>
-      </w:r>
-      <w:r>
-        <w:t xml:space="preserve">, </w:t>
-      </w:r>
-      <w:r>
-        <w:rPr>
-          <w:rStyle w:val="CodeChar"/>
-        </w:rPr>
-        <w:t xml:space="preserve">storybook</w:t>
-      </w:r>
-      <w:r>
-        <w:t xml:space="preserve">, </w:t>
-      </w:r>
-      <w:r>
-        <w:rPr>
-          <w:rStyle w:val="CodeChar"/>
-        </w:rPr>
-        <w:t xml:space="preserve">package</w:t>
-      </w:r>
-      <w:r>
-        <w:t xml:space="preserve">, </w:t>
-      </w:r>
-      <w:r>
-        <w:rPr>
-          <w:rStyle w:val="CodeChar"/>
-        </w:rPr>
-        <w:t xml:space="preserve">showcase</w:t>
-      </w:r>
-      <w:r>
-        <w:t xml:space="preserve">, </w:t>
-      </w:r>
-      <w:r>
-        <w:rPr>
-          <w:rStyle w:val="CodeChar"/>
-        </w:rPr>
-        <w:t xml:space="preserve">skill-manager</w:t>
-      </w:r>
-      <w:r>
-        <w:t xml:space="preserve">) will say so and stop instead of simulating output. Run those in Claude Code.</w:t>
-      </w:r>
-    </w:p>
-    <w:p>
       <w:pPr>
         <w:pStyle w:val="Heading1"/>
       </w:pPr>
       <w:r>
-        <w:t xml:space="preserve">Audit</w:t>
-      </w:r>
-    </w:p>
-    <w:p>
-      <w:r>
-        <w:t xml:space="preserve">Audit finds problems and ranks them. It never edits your design. Name a mode, or it asks.</w:t>
+        <w:t xml:space="preserve">Avoiding slop</w:t>
       </w:r>
     </w:p>
     <w:p>
@@ -1535,10 +1575,10 @@
         <w:rPr>
           <w:b/>
         </w:rPr>
-        <w:t xml:space="preserve">craft:</w:t>
-      </w:r>
-      <w:r>
-        <w:t xml:space="preserve"> five dimensions scored 0 to 4 (total out of 20): visual hierarchy and cognitive load, information architecture, consistency, responsive behavior, delight. It also walks 2 to 3 personas through the main task. The output is a task list ranked P0 to P3.</w:t>
+        <w:t xml:space="preserve">Text:</w:t>
+      </w:r>
+      <w:r>
+        <w:t xml:space="preserve"> no praise words with nothing behind them (seamless, powerful), no big words for plain ones (leverage, utilize), no vague sources ("studies show"), no chatbot closers. Text you supply stays verbatim.</w:t>
       </w:r>
     </w:p>
     <w:p>
@@ -1553,78 +1593,10 @@
         <w:rPr>
           <w:b/>
         </w:rPr>
-        <w:t xml:space="preserve">heuristic:</w:t>
-      </w:r>
-      <w:r>
-        <w:t xml:space="preserve"> a deeper pass against 12 usability heuristics, each issue rated 0 to 4 and tied to a screen. Use it when the audit has to stand as evidence.</w:t>
-      </w:r>
-    </w:p>
-    <w:p>
-      <w:pPr>
-        <w:pStyle w:val="ListParagraph"/>
-        <w:numPr>
-          <w:ilvl w:val="0"/>
-          <w:numId w:val="1"/>
-        </w:numPr>
-      </w:pPr>
-      <w:r>
-        <w:rPr>
-          <w:b/>
-        </w:rPr>
-        <w:t xml:space="preserve">a11y:</w:t>
-      </w:r>
-      <w:r>
-        <w:t xml:space="preserve"> WCAG 2.1 and 2.2 AA, criterion by criterion.</w:t>
-      </w:r>
-    </w:p>
-    <w:p>
-      <w:pPr>
-        <w:pStyle w:val="ListParagraph"/>
-        <w:numPr>
-          <w:ilvl w:val="0"/>
-          <w:numId w:val="1"/>
-        </w:numPr>
-      </w:pPr>
-      <w:r>
-        <w:rPr>
-          <w:b/>
-        </w:rPr>
-        <w:t xml:space="preserve">code:</w:t>
-      </w:r>
-      <w:r>
-        <w:t xml:space="preserve"> token use, structure, reuse and semantic HTML.</w:t>
-      </w:r>
-    </w:p>
-    <w:p>
-      <w:pPr>
-        <w:pStyle w:val="ListParagraph"/>
-        <w:numPr>
-          <w:ilvl w:val="0"/>
-          <w:numId w:val="1"/>
-        </w:numPr>
-      </w:pPr>
-      <w:r>
-        <w:rPr>
-          <w:b/>
-        </w:rPr>
-        <w:t xml:space="preserve">spec:</w:t>
-      </w:r>
-      <w:r>
-        <w:t xml:space="preserve"> the build against the approved design, screen by screen, at every breakpoint.</w:t>
-      </w:r>
-    </w:p>
-    <w:p>
-      <w:r>
-        <w:t xml:space="preserve">Craft and heuristic scores are different instruments, so never average or merge them. Run modes one at a time. To fix findings, run </w:t>
-      </w:r>
-      <w:r>
-        <w:rPr>
-          <w:rStyle w:val="CodeChar"/>
-        </w:rPr>
-        <w:t xml:space="preserve">/refine</w:t>
-      </w:r>
-      <w:r>
-        <w:t xml:space="preserve">, then audit again to see whether the score moved. For a ship or handoff decision, ask for an independent second pass and reconcile both lists.</w:t>
+        <w:t xml:space="preserve">Design:</w:t>
+      </w:r>
+      <w:r>
+        <w:t xml:space="preserve"> no filler sections, placeholder copy or invented stats. No gradients, emoji or stock fonts unless your brand uses them. Claude cannot make photos and uses labelled placeholders. Small request, small change.</w:t>
       </w:r>
     </w:p>
     <w:p>
@@ -1632,441 +1604,12 @@
         <w:pStyle w:val="Heading1"/>
       </w:pPr>
       <w:r>
-        <w:t xml:space="preserve">Plan</w:t>
-      </w:r>
-    </w:p>
-    <w:p>
-      <w:pPr>
-        <w:pStyle w:val="ListParagraph"/>
-        <w:numPr>
-          <w:ilvl w:val="0"/>
-          <w:numId w:val="5"/>
-        </w:numPr>
-      </w:pPr>
-      <w:r>
-        <w:rPr>
-          <w:b/>
-        </w:rPr>
-        <w:t xml:space="preserve">Place the project.</w:t>
-      </w:r>
-      <w:r>
-        <w:t xml:space="preserve"> Ask for the help skill. It reads which docs exist and recommends the next skill. An empty project gets </w:t>
-      </w:r>
-      <w:r>
-        <w:rPr>
-          <w:rStyle w:val="CodeChar"/>
-        </w:rPr>
-        <w:t xml:space="preserve">/setup</w:t>
-      </w:r>
-      <w:r>
-        <w:t xml:space="preserve">, then </w:t>
-      </w:r>
-      <w:r>
-        <w:rPr>
-          <w:rStyle w:val="CodeChar"/>
-        </w:rPr>
-        <w:t xml:space="preserve">/brief</w:t>
-      </w:r>
-      <w:r>
-        <w:t xml:space="preserve">.</w:t>
-      </w:r>
-    </w:p>
-    <w:p>
-      <w:pPr>
-        <w:pStyle w:val="ListParagraph"/>
-        <w:numPr>
-          <w:ilvl w:val="0"/>
-          <w:numId w:val="5"/>
-        </w:numPr>
-      </w:pPr>
-      <w:r>
-        <w:rPr>
-          <w:b/>
-        </w:rPr>
-        <w:t xml:space="preserve">Follow the phases in order:</w:t>
-      </w:r>
-      <w:r>
-        <w:t xml:space="preserve"> Discover, Decide, Design, Deliver. A project can skip ahead and backfill, for example by starting with a prototype and writing the research later.</w:t>
-      </w:r>
-    </w:p>
-    <w:p>
-      <w:pPr>
-        <w:pStyle w:val="ListParagraph"/>
-        <w:numPr>
-          <w:ilvl w:val="0"/>
-          <w:numId w:val="5"/>
-        </w:numPr>
-      </w:pPr>
-      <w:r>
-        <w:rPr>
-          <w:b/>
-        </w:rPr>
-        <w:t xml:space="preserve">Plan before writing.</w:t>
-      </w:r>
-      <w:r>
-        <w:t xml:space="preserve"> The repository's working rule is to ask questions one at a time, each with a recommendation, and wait for your confirmation before creating files. For anything bigger than a small tweak, say so and ask for the plan first.</w:t>
-      </w:r>
-    </w:p>
-    <w:p>
-      <w:pPr>
-        <w:pStyle w:val="ListParagraph"/>
-        <w:numPr>
-          <w:ilvl w:val="0"/>
-          <w:numId w:val="5"/>
-        </w:numPr>
-      </w:pPr>
-      <w:r>
-        <w:rPr>
-          <w:b/>
-        </w:rPr>
-        <w:t xml:space="preserve">Do not redo finished work.</w:t>
-      </w:r>
-      <w:r>
-        <w:t xml:space="preserve"> If a skill's document already exists and looks current, help will not recommend that skill again.</w:t>
-      </w:r>
-    </w:p>
-    <w:p>
-      <w:pPr>
-        <w:pStyle w:val="Heading1"/>
-      </w:pPr>
-      <w:r>
-        <w:t xml:space="preserve">Guardrails</w:t>
-      </w:r>
-    </w:p>
-    <w:p>
-      <w:r>
-        <w:t xml:space="preserve">Nothing may be invented. These rules come from the repository's </w:t>
-      </w:r>
-      <w:r>
-        <w:rPr>
-          <w:rStyle w:val="CodeChar"/>
-        </w:rPr>
-        <w:t xml:space="preserve">AGENTS.md</w:t>
-      </w:r>
-      <w:r>
-        <w:t xml:space="preserve"> and the skills themselves.</w:t>
-      </w:r>
-    </w:p>
-    <w:p>
-      <w:pPr>
-        <w:pStyle w:val="ListParagraph"/>
-        <w:numPr>
-          <w:ilvl w:val="0"/>
-          <w:numId w:val="1"/>
-        </w:numPr>
-      </w:pPr>
-      <w:r>
-        <w:rPr>
-          <w:b/>
-        </w:rPr>
-        <w:t xml:space="preserve">Unknowns before invention.</w:t>
-      </w:r>
-      <w:r>
-        <w:t xml:space="preserve"> If a decision needs real user input, the answer goes on a line in </w:t>
-      </w:r>
-      <w:r>
-        <w:rPr>
-          <w:rStyle w:val="CodeChar"/>
-        </w:rPr>
-        <w:t xml:space="preserve">UNKNOWNS.md</w:t>
-      </w:r>
-      <w:r>
-        <w:t xml:space="preserve">, not into a guess. Answers move to the document that owns them once confirmed.</w:t>
-      </w:r>
-    </w:p>
-    <w:p>
-      <w:pPr>
-        <w:pStyle w:val="ListParagraph"/>
-        <w:numPr>
-          <w:ilvl w:val="0"/>
-          <w:numId w:val="1"/>
-        </w:numPr>
-      </w:pPr>
-      <w:r>
-        <w:rPr>
-          <w:b/>
-        </w:rPr>
-        <w:t xml:space="preserve">Confirmed beats invented.</w:t>
-      </w:r>
-      <w:r>
-        <w:t xml:space="preserve"> Use something real: a file, a spec, your research. If nothing exists, a default is allowed only when it is labelled as a guess.</w:t>
-      </w:r>
-    </w:p>
-    <w:p>
-      <w:pPr>
-        <w:pStyle w:val="ListParagraph"/>
-        <w:numPr>
-          <w:ilvl w:val="0"/>
-          <w:numId w:val="1"/>
-        </w:numPr>
-      </w:pPr>
-      <w:r>
-        <w:rPr>
-          <w:b/>
-        </w:rPr>
-        <w:t xml:space="preserve">Name the source.</w:t>
-      </w:r>
-      <w:r>
-        <w:t xml:space="preserve"> Every recommendation or finding points to the file, screen or your words that produced it.</w:t>
-      </w:r>
-    </w:p>
-    <w:p>
-      <w:pPr>
-        <w:pStyle w:val="ListParagraph"/>
-        <w:numPr>
-          <w:ilvl w:val="0"/>
-          <w:numId w:val="1"/>
-        </w:numPr>
-      </w:pPr>
-      <w:r>
-        <w:rPr>
-          <w:b/>
-        </w:rPr>
-        <w:t xml:space="preserve">No made-up people, quotes, numbers or competitors.</w:t>
-      </w:r>
-      <w:r>
-        <w:t xml:space="preserve"> Interview quotes need an interview number. Competitors need a real source.</w:t>
-      </w:r>
-    </w:p>
-    <w:p>
-      <w:pPr>
-        <w:pStyle w:val="ListParagraph"/>
-        <w:numPr>
-          <w:ilvl w:val="0"/>
-          <w:numId w:val="1"/>
-        </w:numPr>
-      </w:pPr>
-      <w:r>
-        <w:rPr>
-          <w:b/>
-        </w:rPr>
-        <w:t xml:space="preserve">Stay in scope.</w:t>
-      </w:r>
-      <w:r>
-        <w:t xml:space="preserve"> Audit never edits. Setup adds to existing files and does not overwrite them. Renaming an existing folder needs your explicit yes.</w:t>
-      </w:r>
-    </w:p>
-    <w:p>
-      <w:pPr>
-        <w:pStyle w:val="ListParagraph"/>
-        <w:numPr>
-          <w:ilvl w:val="0"/>
-          <w:numId w:val="1"/>
-        </w:numPr>
-      </w:pPr>
-      <w:r>
-        <w:rPr>
-          <w:b/>
-        </w:rPr>
-        <w:t xml:space="preserve">Never claim what did not happen.</w:t>
-      </w:r>
-      <w:r>
-        <w:t xml:space="preserve"> A skill must not say a file was written, a command run or a tool called when it was not.</w:t>
-      </w:r>
-    </w:p>
-    <w:p>
-      <w:pPr>
-        <w:pStyle w:val="ListParagraph"/>
-        <w:numPr>
-          <w:ilvl w:val="0"/>
-          <w:numId w:val="1"/>
-        </w:numPr>
-      </w:pPr>
-      <w:r>
-        <w:rPr>
-          <w:b/>
-        </w:rPr>
-        <w:t xml:space="preserve">Safe settings.</w:t>
-      </w:r>
-      <w:r>
-        <w:t xml:space="preserve"> Keep Claude on its default, which asks before editing. Do not switch on bypass or auto-accept. Never paste passwords, keys or tokens into a chat.</w:t>
-      </w:r>
-    </w:p>
-    <w:p>
-      <w:r>
-        <w:t xml:space="preserve">Paste this before any skill run to enforce them:</w:t>
-      </w:r>
-    </w:p>
-    <w:p>
-      <w:pPr>
-        <w:pStyle w:val="CodeBlock"/>
-      </w:pPr>
-      <w:r>
-        <w:t xml:space="preserve">Use only files in this project and the skill's own SKILL.md. Do not invent users, quotes,</w:t>
-      </w:r>
-    </w:p>
-    <w:p>
-      <w:pPr>
-        <w:pStyle w:val="CodeBlock"/>
-      </w:pPr>
-      <w:r>
-        <w:t xml:space="preserve">numbers, competitors or screens. If something is missing, add it to UNKNOWNS.md and ask me.</w:t>
-      </w:r>
-    </w:p>
-    <w:p>
-      <w:pPr>
-        <w:pStyle w:val="CodeBlock"/>
-      </w:pPr>
-      <w:r>
-        <w:t xml:space="preserve">Show me a plan first and wait for my yes before creating or changing files. Name the source</w:t>
-      </w:r>
-    </w:p>
-    <w:p>
-      <w:pPr>
-        <w:pStyle w:val="CodeBlock"/>
-      </w:pPr>
-      <w:r>
-        <w:t xml:space="preserve">file for every finding. If you guess, say it is a guess.</w:t>
-      </w:r>
-    </w:p>
-    <w:p>
-      <w:pPr>
-        <w:pStyle w:val="Spacer"/>
-      </w:pPr>
-    </w:p>
-    <w:p>
-      <w:pPr>
-        <w:pStyle w:val="Heading1"/>
-      </w:pPr>
-      <w:r>
-        <w:t xml:space="preserve">Avoiding slop</w:t>
-      </w:r>
-    </w:p>
-    <w:p>
-      <w:pPr>
-        <w:pStyle w:val="Heading2"/>
-      </w:pPr>
-      <w:r>
-        <w:t xml:space="preserve">In text</w:t>
-      </w:r>
-    </w:p>
-    <w:p>
-      <w:pPr>
-        <w:pStyle w:val="ListParagraph"/>
-        <w:numPr>
-          <w:ilvl w:val="0"/>
-          <w:numId w:val="1"/>
-        </w:numPr>
-      </w:pPr>
-      <w:r>
-        <w:t xml:space="preserve">Praise words with nothing behind them: seamless, powerful, vibrant, pivotal. Say what happens instead.</w:t>
-      </w:r>
-    </w:p>
-    <w:p>
-      <w:pPr>
-        <w:pStyle w:val="ListParagraph"/>
-        <w:numPr>
-          <w:ilvl w:val="0"/>
-          <w:numId w:val="1"/>
-        </w:numPr>
-      </w:pPr>
-      <w:r>
-        <w:t xml:space="preserve">Big words for plain ones: leverage, utilize, facilitate, crucial. Use "use", "help", "important".</w:t>
-      </w:r>
-    </w:p>
-    <w:p>
-      <w:pPr>
-        <w:pStyle w:val="ListParagraph"/>
-        <w:numPr>
-          <w:ilvl w:val="0"/>
-          <w:numId w:val="1"/>
-        </w:numPr>
-      </w:pPr>
-      <w:r>
-        <w:t xml:space="preserve">Vague sources: "studies show", "experts believe". Name the source or cut the claim.</w:t>
-      </w:r>
-    </w:p>
-    <w:p>
-      <w:pPr>
-        <w:pStyle w:val="ListParagraph"/>
-        <w:numPr>
-          <w:ilvl w:val="0"/>
-          <w:numId w:val="1"/>
-        </w:numPr>
-      </w:pPr>
-      <w:r>
-        <w:t xml:space="preserve">Lists forced to three items, decorative em dashes, "it's worth noting", chatbot closers such as "I hope this helps".</w:t>
-      </w:r>
-    </w:p>
-    <w:p>
-      <w:pPr>
-        <w:pStyle w:val="ListParagraph"/>
-        <w:numPr>
-          <w:ilvl w:val="0"/>
-          <w:numId w:val="1"/>
-        </w:numPr>
-      </w:pPr>
-      <w:r>
-        <w:t xml:space="preserve">If you gave the text, it stays verbatim. Claude formats it and does not rewrite it.</w:t>
-      </w:r>
-    </w:p>
-    <w:p>
-      <w:pPr>
-        <w:pStyle w:val="Heading2"/>
-      </w:pPr>
-      <w:r>
-        <w:t xml:space="preserve">In design</w:t>
-      </w:r>
-    </w:p>
-    <w:p>
-      <w:pPr>
-        <w:pStyle w:val="ListParagraph"/>
-        <w:numPr>
-          <w:ilvl w:val="0"/>
-          <w:numId w:val="1"/>
-        </w:numPr>
-      </w:pPr>
-      <w:r>
-        <w:t xml:space="preserve">No filler sections, placeholder copy or invented stats. Every element earns its place, and Claude asks before adding material.</w:t>
-      </w:r>
-    </w:p>
-    <w:p>
-      <w:pPr>
-        <w:pStyle w:val="ListParagraph"/>
-        <w:numPr>
-          <w:ilvl w:val="0"/>
-          <w:numId w:val="1"/>
-        </w:numPr>
-      </w:pPr>
-      <w:r>
-        <w:t xml:space="preserve">No aggressive gradients, emoji or stock-font defaults unless your brand uses them.</w:t>
-      </w:r>
-    </w:p>
-    <w:p>
-      <w:pPr>
-        <w:pStyle w:val="ListParagraph"/>
-        <w:numPr>
-          <w:ilvl w:val="0"/>
-          <w:numId w:val="1"/>
-        </w:numPr>
-      </w:pPr>
-      <w:r>
-        <w:t xml:space="preserve">Claude cannot generate photos. It says so and uses labelled placeholders.</w:t>
-      </w:r>
-    </w:p>
-    <w:p>
-      <w:pPr>
-        <w:pStyle w:val="ListParagraph"/>
-        <w:numPr>
-          <w:ilvl w:val="0"/>
-          <w:numId w:val="1"/>
-        </w:numPr>
-      </w:pPr>
-      <w:r>
-        <w:t xml:space="preserve">Small request, small change. If you ask for one edit, only that edit happens.</w:t>
-      </w:r>
-    </w:p>
-    <w:p>
-      <w:pPr>
-        <w:pStyle w:val="Heading1"/>
-      </w:pPr>
-      <w:r>
         <w:t xml:space="preserve">How to: design systems</w:t>
       </w:r>
     </w:p>
     <w:p>
       <w:r>
-        <w:t xml:space="preserve">Three jobs come up again and again: connect a design system that already lives in Git, create a new one with foundations only, and (in Claude Design) bring in a component library and style guide from Figma. </w:t>
+        <w:t xml:space="preserve">A design system is built from sources you give Claude Design: code, documents or decks, and brand assets. </w:t>
       </w:r>
       <w:r>
         <w:rPr>
@@ -2075,20 +1618,7 @@
         <w:t xml:space="preserve">Foundations</w:t>
       </w:r>
       <w:r>
-        <w:t xml:space="preserve"> means the base tokens: colour, typography, spacing, radius and shadow, in light and dark. It does not include components.</w:t>
-      </w:r>
-    </w:p>
-    <w:p>
-      <w:pPr>
-        <w:pStyle w:val="Heading2"/>
-      </w:pPr>
-      <w:r>
-        <w:t xml:space="preserve">1. Connect a design system from Git</w:t>
-      </w:r>
-    </w:p>
-    <w:p>
-      <w:r>
-        <w:t xml:space="preserve">Claude Design builds a design system from a codebase, documents or decks, and brand assets. Code is the most reliable source, because Claude reads the real components and styles. Official background: </w:t>
+        <w:t xml:space="preserve"> means colour, type, spacing, radius and shadow in light and dark, with no components. Background: </w:t>
       </w:r>
       <w:hyperlink r:id="rIdL1" w:history="1">
         <w:r>
@@ -2104,6 +1634,14 @@
     </w:p>
     <w:p>
       <w:pPr>
+        <w:pStyle w:val="Heading2"/>
+      </w:pPr>
+      <w:r>
+        <w:t xml:space="preserve">1. Connect a design system from Git</w:t>
+      </w:r>
+    </w:p>
+    <w:p>
+      <w:pPr>
         <w:pStyle w:val="ListParagraph"/>
         <w:numPr>
           <w:ilvl w:val="0"/>
@@ -2122,7 +1660,7 @@
         </w:r>
       </w:hyperlink>
       <w:r>
-        <w:t xml:space="preserve"> and sign in. On Enterprise, an owner must first turn on </w:t>
+        <w:t xml:space="preserve">. On Enterprise, an owner first turns on </w:t>
       </w:r>
       <w:r>
         <w:rPr>
@@ -2161,7 +1699,7 @@
         <w:t xml:space="preserve">Settings &gt; Design systems</w:t>
       </w:r>
       <w:r>
-        <w:t xml:space="preserve"> and start a new one. Or, in chat, send: </w:t>
+        <w:t xml:space="preserve"> and start a new one, or send in chat: </w:t>
       </w:r>
       <w:r>
         <w:rPr>
@@ -2169,6 +1707,9 @@
         </w:rPr>
         <w:t xml:space="preserve">Create a design system from the GitHub repo &lt;owner&gt;/&lt;repo&gt;, branch main.</w:t>
       </w:r>
+      <w:r>
+        <w:t xml:space="preserve"> For a private repository, install the GitHub App when prompted.</w:t>
+      </w:r>
     </w:p>
     <w:p>
       <w:pPr>
@@ -2179,7 +1720,25 @@
         </w:numPr>
       </w:pPr>
       <w:r>
-        <w:t xml:space="preserve">If it cannot see the repository, install the GitHub App when prompted and pick the repository. This happens with private repositories.</w:t>
+        <w:t xml:space="preserve">Click </w:t>
+      </w:r>
+      <w:r>
+        <w:rPr>
+          <w:b/>
+        </w:rPr>
+        <w:t xml:space="preserve">Open</w:t>
+      </w:r>
+      <w:r>
+        <w:t xml:space="preserve">, then </w:t>
+      </w:r>
+      <w:r>
+        <w:rPr>
+          <w:b/>
+        </w:rPr>
+        <w:t xml:space="preserve">Remix</w:t>
+      </w:r>
+      <w:r>
+        <w:t xml:space="preserve">, to review and tidy it. Make a test project and check colours, type and components.</w:t>
       </w:r>
     </w:p>
     <w:p>
@@ -2191,15 +1750,80 @@
         </w:numPr>
       </w:pPr>
       <w:r>
-        <w:t xml:space="preserve">Wait while Claude reads the components, tokens and styles.</w:t>
-      </w:r>
-    </w:p>
-    <w:p>
-      <w:pPr>
-        <w:pStyle w:val="ListParagraph"/>
-        <w:numPr>
-          <w:ilvl w:val="0"/>
-          <w:numId w:val="6"/>
+        <w:t xml:space="preserve">Turn on </w:t>
+      </w:r>
+      <w:r>
+        <w:rPr>
+          <w:b/>
+        </w:rPr>
+        <w:t xml:space="preserve">Published</w:t>
+      </w:r>
+      <w:r>
+        <w:t xml:space="preserve"> so new projects use it. For a React component library, run </w:t>
+      </w:r>
+      <w:r>
+        <w:rPr>
+          <w:rStyle w:val="CodeChar"/>
+        </w:rPr>
+        <w:t xml:space="preserve">/design-sync</w:t>
+      </w:r>
+      <w:r>
+        <w:t xml:space="preserve"> from Claude Code for a fuller import.</w:t>
+      </w:r>
+    </w:p>
+    <w:p>
+      <w:pPr>
+        <w:pStyle w:val="Heading2"/>
+      </w:pPr>
+      <w:r>
+        <w:t xml:space="preserve">2. Create a design system (foundations only)</w:t>
+      </w:r>
+    </w:p>
+    <w:p>
+      <w:pPr>
+        <w:pStyle w:val="ListParagraph"/>
+        <w:numPr>
+          <w:ilvl w:val="0"/>
+          <w:numId w:val="7"/>
+        </w:numPr>
+      </w:pPr>
+      <w:r>
+        <w:t xml:space="preserve">Gather your logo files, colour file, type spec or brand deck. Open </w:t>
+      </w:r>
+      <w:r>
+        <w:rPr>
+          <w:b/>
+        </w:rPr>
+        <w:t xml:space="preserve">Settings &gt; Design systems</w:t>
+      </w:r>
+      <w:r>
+        <w:t xml:space="preserve">, start a new one, name it and upload them.</w:t>
+      </w:r>
+    </w:p>
+    <w:p>
+      <w:pPr>
+        <w:pStyle w:val="ListParagraph"/>
+        <w:numPr>
+          <w:ilvl w:val="0"/>
+          <w:numId w:val="7"/>
+        </w:numPr>
+      </w:pPr>
+      <w:r>
+        <w:t xml:space="preserve">Send: </w:t>
+      </w:r>
+      <w:r>
+        <w:rPr>
+          <w:rStyle w:val="CodeChar"/>
+        </w:rPr>
+        <w:t xml:space="preserve">Foundations only: colour, typography, spacing, radius and shadow, light and dark. No components. Use only my files and ask if something is missing.</w:t>
+      </w:r>
+    </w:p>
+    <w:p>
+      <w:pPr>
+        <w:pStyle w:val="ListParagraph"/>
+        <w:numPr>
+          <w:ilvl w:val="0"/>
+          <w:numId w:val="7"/>
         </w:numPr>
       </w:pPr>
       <w:r>
@@ -2221,31 +1845,7 @@
         <w:t xml:space="preserve">Remix</w:t>
       </w:r>
       <w:r>
-        <w:t xml:space="preserve">, to review it in a chat panel and tidy anything that looks off.</w:t>
-      </w:r>
-    </w:p>
-    <w:p>
-      <w:pPr>
-        <w:pStyle w:val="ListParagraph"/>
-        <w:numPr>
-          <w:ilvl w:val="0"/>
-          <w:numId w:val="6"/>
-        </w:numPr>
-      </w:pPr>
-      <w:r>
-        <w:t xml:space="preserve">Make a test project and check colours, type and components against your real product.</w:t>
-      </w:r>
-    </w:p>
-    <w:p>
-      <w:pPr>
-        <w:pStyle w:val="ListParagraph"/>
-        <w:numPr>
-          <w:ilvl w:val="0"/>
-          <w:numId w:val="6"/>
-        </w:numPr>
-      </w:pPr>
-      <w:r>
-        <w:t xml:space="preserve">Turn on </w:t>
+        <w:t xml:space="preserve">, and check every colour and font against your brand guide. Make a test project, then turn on </w:t>
       </w:r>
       <w:r>
         <w:rPr>
@@ -2254,21 +1854,57 @@
         <w:t xml:space="preserve">Published</w:t>
       </w:r>
       <w:r>
-        <w:t xml:space="preserve">. New projects created from the Claude Design home screen now use this system.</w:t>
-      </w:r>
-    </w:p>
-    <w:p>
-      <w:pPr>
-        <w:pStyle w:val="CalloutCheck"/>
-      </w:pPr>
-      <w:r>
-        <w:rPr>
-          <w:b/>
-        </w:rPr>
-        <w:t xml:space="preserve">Check: </w:t>
-      </w:r>
-      <w:r>
-        <w:t xml:space="preserve">A test project shows your colours and type, and the system is listed under </w:t>
+        <w:t xml:space="preserve">.</w:t>
+      </w:r>
+    </w:p>
+    <w:p>
+      <w:pPr>
+        <w:pStyle w:val="Heading2"/>
+      </w:pPr>
+      <w:r>
+        <w:t xml:space="preserve">3. Connect a component library and style guide from Figma</w:t>
+      </w:r>
+    </w:p>
+    <w:p>
+      <w:pPr>
+        <w:pStyle w:val="ListParagraph"/>
+        <w:numPr>
+          <w:ilvl w:val="0"/>
+          <w:numId w:val="8"/>
+        </w:numPr>
+      </w:pPr>
+      <w:r>
+        <w:t xml:space="preserve">In Figma, open the component library file and choose </w:t>
+      </w:r>
+      <w:r>
+        <w:rPr>
+          <w:b/>
+        </w:rPr>
+        <w:t xml:space="preserve">File &gt; Save local copy</w:t>
+      </w:r>
+      <w:r>
+        <w:t xml:space="preserve"> to get a </w:t>
+      </w:r>
+      <w:r>
+        <w:rPr>
+          <w:rStyle w:val="CodeChar"/>
+        </w:rPr>
+        <w:t xml:space="preserve">.fig</w:t>
+      </w:r>
+      <w:r>
+        <w:t xml:space="preserve"> file. Do the same for the style guide file if it is separate.</w:t>
+      </w:r>
+    </w:p>
+    <w:p>
+      <w:pPr>
+        <w:pStyle w:val="ListParagraph"/>
+        <w:numPr>
+          <w:ilvl w:val="0"/>
+          <w:numId w:val="8"/>
+        </w:numPr>
+      </w:pPr>
+      <w:r>
+        <w:t xml:space="preserve">In </w:t>
       </w:r>
       <w:r>
         <w:rPr>
@@ -2277,6 +1913,75 @@
         <w:t xml:space="preserve">Settings &gt; Design systems</w:t>
       </w:r>
       <w:r>
+        <w:t xml:space="preserve">, start a new one and name it. Look for the option to upload a </w:t>
+      </w:r>
+      <w:r>
+        <w:rPr>
+          <w:rStyle w:val="CodeChar"/>
+        </w:rPr>
+        <w:t xml:space="preserve">.fig</w:t>
+      </w:r>
+      <w:r>
+        <w:t xml:space="preserve"> file, upload the library, and say yes when asked to import everything.</w:t>
+      </w:r>
+    </w:p>
+    <w:p>
+      <w:pPr>
+        <w:pStyle w:val="ListParagraph"/>
+        <w:numPr>
+          <w:ilvl w:val="0"/>
+          <w:numId w:val="8"/>
+        </w:numPr>
+      </w:pPr>
+      <w:r>
+        <w:t xml:space="preserve">Add the style guide (</w:t>
+      </w:r>
+      <w:r>
+        <w:rPr>
+          <w:rStyle w:val="CodeChar"/>
+        </w:rPr>
+        <w:t xml:space="preserve">.fig</w:t>
+      </w:r>
+      <w:r>
+        <w:t xml:space="preserve">, PDF or deck) plus your brand fonts and logos. Fonts often do not carry over from Figma.</w:t>
+      </w:r>
+    </w:p>
+    <w:p>
+      <w:pPr>
+        <w:pStyle w:val="ListParagraph"/>
+        <w:numPr>
+          <w:ilvl w:val="0"/>
+          <w:numId w:val="8"/>
+        </w:numPr>
+      </w:pPr>
+      <w:r>
+        <w:t xml:space="preserve">Click </w:t>
+      </w:r>
+      <w:r>
+        <w:rPr>
+          <w:b/>
+        </w:rPr>
+        <w:t xml:space="preserve">Open</w:t>
+      </w:r>
+      <w:r>
+        <w:t xml:space="preserve">, then </w:t>
+      </w:r>
+      <w:r>
+        <w:rPr>
+          <w:b/>
+        </w:rPr>
+        <w:t xml:space="preserve">Remix</w:t>
+      </w:r>
+      <w:r>
+        <w:t xml:space="preserve">, check colours, fonts, spacing and components, and fix them by chat. Make a test project, then turn on </w:t>
+      </w:r>
+      <w:r>
+        <w:rPr>
+          <w:b/>
+        </w:rPr>
+        <w:t xml:space="preserve">Published</w:t>
+      </w:r>
+      <w:r>
         <w:t xml:space="preserve">.</w:t>
       </w:r>
     </w:p>
@@ -2291,341 +1996,7 @@
         <w:t xml:space="preserve">Note: </w:t>
       </w:r>
       <w:r>
-        <w:t xml:space="preserve">For a React component library, run </w:t>
-      </w:r>
-      <w:r>
-        <w:rPr>
-          <w:rStyle w:val="CodeChar"/>
-        </w:rPr>
-        <w:t xml:space="preserve">/design-sync</w:t>
-      </w:r>
-      <w:r>
-        <w:t xml:space="preserve"> from Claude Code for a fuller import. See the Claude Code guide.</w:t>
-      </w:r>
-    </w:p>
-    <w:p>
-      <w:pPr>
-        <w:pStyle w:val="Heading2"/>
-      </w:pPr>
-      <w:r>
-        <w:t xml:space="preserve">2. Create a design system (foundations only)</w:t>
-      </w:r>
-    </w:p>
-    <w:p>
-      <w:pPr>
-        <w:pStyle w:val="ListParagraph"/>
-        <w:numPr>
-          <w:ilvl w:val="0"/>
-          <w:numId w:val="7"/>
-        </w:numPr>
-      </w:pPr>
-      <w:r>
-        <w:t xml:space="preserve">Gather what you have: logo files, a colour file, a typography spec, or a brand deck.</w:t>
-      </w:r>
-    </w:p>
-    <w:p>
-      <w:pPr>
-        <w:pStyle w:val="ListParagraph"/>
-        <w:numPr>
-          <w:ilvl w:val="0"/>
-          <w:numId w:val="7"/>
-        </w:numPr>
-      </w:pPr>
-      <w:r>
-        <w:t xml:space="preserve">Open </w:t>
-      </w:r>
-      <w:r>
-        <w:rPr>
-          <w:b/>
-        </w:rPr>
-        <w:t xml:space="preserve">Settings &gt; Design systems</w:t>
-      </w:r>
-      <w:r>
-        <w:t xml:space="preserve">, start a new one, name it, and upload those files. Or ask in chat.</w:t>
-      </w:r>
-    </w:p>
-    <w:p>
-      <w:pPr>
-        <w:pStyle w:val="ListParagraph"/>
-        <w:numPr>
-          <w:ilvl w:val="0"/>
-          <w:numId w:val="7"/>
-        </w:numPr>
-      </w:pPr>
-      <w:r>
-        <w:t xml:space="preserve">Send: </w:t>
-      </w:r>
-      <w:r>
-        <w:rPr>
-          <w:rStyle w:val="CodeChar"/>
-        </w:rPr>
-        <w:t xml:space="preserve">Foundations only: colour, typography, spacing, radius and shadow, light and dark. No components. Use only the values in my files. If something is missing, ask me.</w:t>
-      </w:r>
-    </w:p>
-    <w:p>
-      <w:pPr>
-        <w:pStyle w:val="ListParagraph"/>
-        <w:numPr>
-          <w:ilvl w:val="0"/>
-          <w:numId w:val="7"/>
-        </w:numPr>
-      </w:pPr>
-      <w:r>
-        <w:t xml:space="preserve">For verified values, first send </w:t>
-      </w:r>
-      <w:r>
-        <w:rPr>
-          <w:rStyle w:val="CodeChar"/>
-        </w:rPr>
-        <w:t xml:space="preserve">/styleguide forge</w:t>
-      </w:r>
-      <w:r>
-        <w:t xml:space="preserve"> with your sources. It returns a token list with every value traced to a source. Paste that list into the chat as the source of truth.</w:t>
-      </w:r>
-    </w:p>
-    <w:p>
-      <w:pPr>
-        <w:pStyle w:val="ListParagraph"/>
-        <w:numPr>
-          <w:ilvl w:val="0"/>
-          <w:numId w:val="7"/>
-        </w:numPr>
-      </w:pPr>
-      <w:r>
-        <w:t xml:space="preserve">Click </w:t>
-      </w:r>
-      <w:r>
-        <w:rPr>
-          <w:b/>
-        </w:rPr>
-        <w:t xml:space="preserve">Open</w:t>
-      </w:r>
-      <w:r>
-        <w:t xml:space="preserve">, then </w:t>
-      </w:r>
-      <w:r>
-        <w:rPr>
-          <w:b/>
-        </w:rPr>
-        <w:t xml:space="preserve">Remix</w:t>
-      </w:r>
-      <w:r>
-        <w:t xml:space="preserve">, to review. Check each colour and font against your brand guide.</w:t>
-      </w:r>
-    </w:p>
-    <w:p>
-      <w:pPr>
-        <w:pStyle w:val="ListParagraph"/>
-        <w:numPr>
-          <w:ilvl w:val="0"/>
-          <w:numId w:val="7"/>
-        </w:numPr>
-      </w:pPr>
-      <w:r>
-        <w:t xml:space="preserve">Make a test project, then turn on </w:t>
-      </w:r>
-      <w:r>
-        <w:rPr>
-          <w:b/>
-        </w:rPr>
-        <w:t xml:space="preserve">Published</w:t>
-      </w:r>
-      <w:r>
-        <w:t xml:space="preserve">.</w:t>
-      </w:r>
-    </w:p>
-    <w:p>
-      <w:pPr>
-        <w:pStyle w:val="CalloutCheck"/>
-      </w:pPr>
-      <w:r>
-        <w:rPr>
-          <w:b/>
-        </w:rPr>
-        <w:t xml:space="preserve">Check: </w:t>
-      </w:r>
-      <w:r>
-        <w:t xml:space="preserve">Every colour and font in the system matches a source you gave. Anything Claude chose itself is marked as a guess.</w:t>
-      </w:r>
-    </w:p>
-    <w:p>
-      <w:pPr>
-        <w:pStyle w:val="Heading2"/>
-      </w:pPr>
-      <w:r>
-        <w:t xml:space="preserve">3. Connect a component library and style guide from Figma</w:t>
-      </w:r>
-    </w:p>
-    <w:p>
-      <w:pPr>
-        <w:pStyle w:val="ListParagraph"/>
-        <w:numPr>
-          <w:ilvl w:val="0"/>
-          <w:numId w:val="8"/>
-        </w:numPr>
-      </w:pPr>
-      <w:r>
-        <w:t xml:space="preserve">In Figma, open the library file that holds your components. Choose </w:t>
-      </w:r>
-      <w:r>
-        <w:rPr>
-          <w:b/>
-        </w:rPr>
-        <w:t xml:space="preserve">File &gt; Save local copy</w:t>
-      </w:r>
-      <w:r>
-        <w:t xml:space="preserve"> to download it as a </w:t>
-      </w:r>
-      <w:r>
-        <w:rPr>
-          <w:rStyle w:val="CodeChar"/>
-        </w:rPr>
-        <w:t xml:space="preserve">.fig</w:t>
-      </w:r>
-      <w:r>
-        <w:t xml:space="preserve"> file. Do the same for the file that holds your style guide, styles or variables if it is separate.</w:t>
-      </w:r>
-    </w:p>
-    <w:p>
-      <w:pPr>
-        <w:pStyle w:val="ListParagraph"/>
-        <w:numPr>
-          <w:ilvl w:val="0"/>
-          <w:numId w:val="8"/>
-        </w:numPr>
-      </w:pPr>
-      <w:r>
-        <w:t xml:space="preserve">In Claude Design, open </w:t>
-      </w:r>
-      <w:r>
-        <w:rPr>
-          <w:b/>
-        </w:rPr>
-        <w:t xml:space="preserve">Settings &gt; Design systems</w:t>
-      </w:r>
-      <w:r>
-        <w:t xml:space="preserve">, start a new one and name it.</w:t>
-      </w:r>
-    </w:p>
-    <w:p>
-      <w:pPr>
-        <w:pStyle w:val="ListParagraph"/>
-        <w:numPr>
-          <w:ilvl w:val="0"/>
-          <w:numId w:val="8"/>
-        </w:numPr>
-      </w:pPr>
-      <w:r>
-        <w:t xml:space="preserve">Look for the option to upload a </w:t>
-      </w:r>
-      <w:r>
-        <w:rPr>
-          <w:rStyle w:val="CodeChar"/>
-        </w:rPr>
-        <w:t xml:space="preserve">.fig</w:t>
-      </w:r>
-      <w:r>
-        <w:t xml:space="preserve"> file and upload the component library. Claude analyses the file and asks whether to import everything. Say yes.</w:t>
-      </w:r>
-    </w:p>
-    <w:p>
-      <w:pPr>
-        <w:pStyle w:val="ListParagraph"/>
-        <w:numPr>
-          <w:ilvl w:val="0"/>
-          <w:numId w:val="8"/>
-        </w:numPr>
-      </w:pPr>
-      <w:r>
-        <w:t xml:space="preserve">Add the style guide: upload its </w:t>
-      </w:r>
-      <w:r>
-        <w:rPr>
-          <w:rStyle w:val="CodeChar"/>
-        </w:rPr>
-        <w:t xml:space="preserve">.fig</w:t>
-      </w:r>
-      <w:r>
-        <w:t xml:space="preserve"> file, or its PDF or slide deck. Also upload your brand fonts and logo files. Fonts often do not carry over from Figma, so add them yourself.</w:t>
-      </w:r>
-    </w:p>
-    <w:p>
-      <w:pPr>
-        <w:pStyle w:val="ListParagraph"/>
-        <w:numPr>
-          <w:ilvl w:val="0"/>
-          <w:numId w:val="8"/>
-        </w:numPr>
-      </w:pPr>
-      <w:r>
-        <w:t xml:space="preserve">Click </w:t>
-      </w:r>
-      <w:r>
-        <w:rPr>
-          <w:b/>
-        </w:rPr>
-        <w:t xml:space="preserve">Open</w:t>
-      </w:r>
-      <w:r>
-        <w:t xml:space="preserve">, then </w:t>
-      </w:r>
-      <w:r>
-        <w:rPr>
-          <w:b/>
-        </w:rPr>
-        <w:t xml:space="preserve">Remix</w:t>
-      </w:r>
-      <w:r>
-        <w:t xml:space="preserve">. Check colours, fonts, spacing and components against Figma, and correct anything by chat.</w:t>
-      </w:r>
-    </w:p>
-    <w:p>
-      <w:pPr>
-        <w:pStyle w:val="ListParagraph"/>
-        <w:numPr>
-          <w:ilvl w:val="0"/>
-          <w:numId w:val="8"/>
-        </w:numPr>
-      </w:pPr>
-      <w:r>
-        <w:t xml:space="preserve">Make a test project, then turn on </w:t>
-      </w:r>
-      <w:r>
-        <w:rPr>
-          <w:b/>
-        </w:rPr>
-        <w:t xml:space="preserve">Published</w:t>
-      </w:r>
-      <w:r>
-        <w:t xml:space="preserve">.</w:t>
-      </w:r>
-    </w:p>
-    <w:p>
-      <w:pPr>
-        <w:pStyle w:val="CalloutCheck"/>
-      </w:pPr>
-      <w:r>
-        <w:rPr>
-          <w:b/>
-        </w:rPr>
-        <w:t xml:space="preserve">Check: </w:t>
-      </w:r>
-      <w:r>
-        <w:t xml:space="preserve">A test project uses your fonts, colours and spacing, and your key components look right. Components are the weakest part of a Figma import: if one comes out wrong, say so in chat and ask for it to be rebuilt to match.</w:t>
-      </w:r>
-    </w:p>
-    <w:p>
-      <w:pPr>
-        <w:pStyle w:val="CalloutNote"/>
-      </w:pPr>
-      <w:r>
-        <w:rPr>
-          <w:b/>
-        </w:rPr>
-        <w:t xml:space="preserve">Note: </w:t>
-      </w:r>
-      <w:r>
-        <w:t xml:space="preserve">A Figma import is less exact than a code import. If your components also exist in Git, do how-to 1 as well and use both.</w:t>
+        <w:t xml:space="preserve">A Figma import is less exact than a code import, and components are the weakest part. If your components also exist in Git, do how-to 1 as well.</w:t>
       </w:r>
     </w:p>
     <w:p>
@@ -2791,7 +2162,7 @@
               <w:pStyle w:val="TableText"/>
             </w:pPr>
             <w:r>
-              <w:t xml:space="preserve">Install the GitHub App when prompted, and pick </w:t>
+              <w:t xml:space="preserve">Install the GitHub App when prompted and pick </w:t>
             </w:r>
             <w:r>
               <w:rPr>
@@ -2879,7 +2250,7 @@
               <w:pStyle w:val="TableText"/>
             </w:pPr>
             <w:r>
-              <w:t xml:space="preserve">That is an old copy. Delete </w:t>
+              <w:t xml:space="preserve">Old copy. Delete </w:t>
             </w:r>
             <w:r>
               <w:rPr>
@@ -2919,7 +2290,7 @@
               <w:pStyle w:val="TableText"/>
             </w:pPr>
             <w:r>
-              <w:t xml:space="preserve">Check Step 3 was done in this project and that </w:t>
+              <w:t xml:space="preserve">Check Step 3 was done in this project and </w:t>
             </w:r>
             <w:r>
               <w:rPr>
@@ -2946,7 +2317,7 @@
               <w:pStyle w:val="TableText"/>
             </w:pPr>
             <w:r>
-              <w:t xml:space="preserve">A skill writes before showing a plan</w:t>
+              <w:t xml:space="preserve">Anything else, or a skill writes before showing a plan</w:t>
             </w:r>
           </w:p>
         </w:tc>
@@ -2959,38 +2330,7 @@
               <w:pStyle w:val="TableText"/>
             </w:pPr>
             <w:r>
-              <w:t xml:space="preserve">Type: stop, show me your plan first.</w:t>
-            </w:r>
-          </w:p>
-        </w:tc>
-      </w:tr>
-      <w:tr>
-        <w:trPr>
-          <w:cantSplit/>
-        </w:trPr>
-        <w:tc>
-          <w:tcPr>
-            <w:tcW w:w="3830" w:type="dxa"/>
-          </w:tcPr>
-          <w:p>
-            <w:pPr>
-              <w:pStyle w:val="TableText"/>
-            </w:pPr>
-            <w:r>
-              <w:t xml:space="preserve">A skill says it cannot run a command or write a file</w:t>
-            </w:r>
-          </w:p>
-        </w:tc>
-        <w:tc>
-          <w:tcPr>
-            <w:tcW w:w="6250" w:type="dxa"/>
-          </w:tcPr>
-          <w:p>
-            <w:pPr>
-              <w:pStyle w:val="TableText"/>
-            </w:pPr>
-            <w:r>
-              <w:t xml:space="preserve">That is the Environment rule working. Take the output it returns in the conversation, or run that skill in Claude Code.</w:t>
+              <w:t xml:space="preserve">Type: stop, show me your plan first. Then call the AIX-Lab support channel.</w:t>
             </w:r>
           </w:p>
         </w:tc>

--- a/onboarding/AIX-Lab-Atlas-Skills-in-Claude-Design.docx
+++ b/onboarding/AIX-Lab-Atlas-Skills-in-Claude-Design.docx
@@ -64,7 +64,7 @@
               <w:pStyle w:val="TableText"/>
             </w:pPr>
             <w:r>
-              <w:t xml:space="preserve">2</w:t>
+              <w:t xml:space="preserve">3</w:t>
             </w:r>
           </w:p>
         </w:tc>
@@ -285,7 +285,7 @@
         </w:numPr>
       </w:pPr>
       <w:r>
-        <w:t xml:space="preserve">If the assistant says it cannot see the repository, install the GitHub App when prompted. This happens with private repositories.</w:t>
+        <w:t xml:space="preserve">If the assistant says it cannot see the repository, call the AIX-Lab support channel.</w:t>
       </w:r>
     </w:p>
     <w:p>
@@ -763,7 +763,7 @@
               <w:pStyle w:val="TableText"/>
             </w:pPr>
             <w:r>
-              <w:t xml:space="preserve">Router</w:t>
+              <w:t xml:space="preserve">Before Discover</w:t>
             </w:r>
           </w:p>
         </w:tc>
@@ -776,16 +776,19 @@
               <w:pStyle w:val="TableText"/>
             </w:pPr>
             <w:r>
-              <w:t xml:space="preserve">help [default, atlas]. See the note in step 3 about </w:t>
-            </w:r>
-            <w:r>
-              <w:rPr>
-                <w:rStyle w:val="CodeChar"/>
-              </w:rPr>
-              <w:t xml:space="preserve">/help</w:t>
-            </w:r>
-            <w:r>
-              <w:t xml:space="preserve">.</w:t>
+              <w:rPr>
+                <w:rStyle w:val="CodeChar"/>
+              </w:rPr>
+              <w:t xml:space="preserve">/setup</w:t>
+            </w:r>
+            <w:r>
+              <w:t xml:space="preserve">, </w:t>
+            </w:r>
+            <w:r>
+              <w:rPr>
+                <w:rStyle w:val="CodeChar"/>
+              </w:rPr>
+              <w:t xml:space="preserve">/brief</w:t>
             </w:r>
           </w:p>
         </w:tc>
@@ -803,7 +806,7 @@
               <w:pStyle w:val="TableText"/>
             </w:pPr>
             <w:r>
-              <w:t xml:space="preserve">Before Discover</w:t>
+              <w:t xml:space="preserve">Discover</w:t>
             </w:r>
           </w:p>
         </w:tc>
@@ -819,7 +822,25 @@
               <w:rPr>
                 <w:rStyle w:val="CodeChar"/>
               </w:rPr>
-              <w:t xml:space="preserve">/setup</w:t>
+              <w:t xml:space="preserve">/workshop</w:t>
+            </w:r>
+            <w:r>
+              <w:t xml:space="preserve"> [plan, ingest], </w:t>
+            </w:r>
+            <w:r>
+              <w:rPr>
+                <w:rStyle w:val="CodeChar"/>
+              </w:rPr>
+              <w:t xml:space="preserve">/competitor-analysis</w:t>
+            </w:r>
+            <w:r>
+              <w:t xml:space="preserve"> [discover, add, analyse], </w:t>
+            </w:r>
+            <w:r>
+              <w:rPr>
+                <w:rStyle w:val="CodeChar"/>
+              </w:rPr>
+              <w:t xml:space="preserve">/ux-benchmark</w:t>
             </w:r>
             <w:r>
               <w:t xml:space="preserve">, </w:t>
@@ -828,7 +849,52 @@
               <w:rPr>
                 <w:rStyle w:val="CodeChar"/>
               </w:rPr>
-              <w:t xml:space="preserve">/brief</w:t>
+              <w:t xml:space="preserve">/interview</w:t>
+            </w:r>
+            <w:r>
+              <w:t xml:space="preserve">, </w:t>
+            </w:r>
+            <w:r>
+              <w:rPr>
+                <w:rStyle w:val="CodeChar"/>
+              </w:rPr>
+              <w:t xml:space="preserve">/interview-analysis</w:t>
+            </w:r>
+            <w:r>
+              <w:t xml:space="preserve">, </w:t>
+            </w:r>
+            <w:r>
+              <w:rPr>
+                <w:rStyle w:val="CodeChar"/>
+              </w:rPr>
+              <w:t xml:space="preserve">/persona</w:t>
+            </w:r>
+            <w:r>
+              <w:t xml:space="preserve"> [card, day], </w:t>
+            </w:r>
+            <w:r>
+              <w:rPr>
+                <w:rStyle w:val="CodeChar"/>
+              </w:rPr>
+              <w:t xml:space="preserve">/journey</w:t>
+            </w:r>
+            <w:r>
+              <w:t xml:space="preserve"> [map, blueprint, pain-points, solutions, experience], </w:t>
+            </w:r>
+            <w:r>
+              <w:rPr>
+                <w:rStyle w:val="CodeChar"/>
+              </w:rPr>
+              <w:t xml:space="preserve">/problem-statement</w:t>
+            </w:r>
+            <w:r>
+              <w:t xml:space="preserve">, </w:t>
+            </w:r>
+            <w:r>
+              <w:rPr>
+                <w:rStyle w:val="CodeChar"/>
+              </w:rPr>
+              <w:t xml:space="preserve">/metrics</w:t>
             </w:r>
           </w:p>
         </w:tc>
@@ -846,7 +912,7 @@
               <w:pStyle w:val="TableText"/>
             </w:pPr>
             <w:r>
-              <w:t xml:space="preserve">Discover</w:t>
+              <w:t xml:space="preserve">Decide</w:t>
             </w:r>
           </w:p>
         </w:tc>
@@ -862,25 +928,7 @@
               <w:rPr>
                 <w:rStyle w:val="CodeChar"/>
               </w:rPr>
-              <w:t xml:space="preserve">/workshop</w:t>
-            </w:r>
-            <w:r>
-              <w:t xml:space="preserve"> [plan, ingest], </w:t>
-            </w:r>
-            <w:r>
-              <w:rPr>
-                <w:rStyle w:val="CodeChar"/>
-              </w:rPr>
-              <w:t xml:space="preserve">/competitor-analysis</w:t>
-            </w:r>
-            <w:r>
-              <w:t xml:space="preserve"> [discover, add, analyse], </w:t>
-            </w:r>
-            <w:r>
-              <w:rPr>
-                <w:rStyle w:val="CodeChar"/>
-              </w:rPr>
-              <w:t xml:space="preserve">/ux-benchmark</w:t>
+              <w:t xml:space="preserve">/brainstorming</w:t>
             </w:r>
             <w:r>
               <w:t xml:space="preserve">, </w:t>
@@ -889,7 +937,7 @@
               <w:rPr>
                 <w:rStyle w:val="CodeChar"/>
               </w:rPr>
-              <w:t xml:space="preserve">/interview</w:t>
+              <w:t xml:space="preserve">/information-architecture</w:t>
             </w:r>
             <w:r>
               <w:t xml:space="preserve">, </w:t>
@@ -898,7 +946,16 @@
               <w:rPr>
                 <w:rStyle w:val="CodeChar"/>
               </w:rPr>
-              <w:t xml:space="preserve">/interview-analysis</w:t>
+              <w:t xml:space="preserve">/map</w:t>
+            </w:r>
+            <w:r>
+              <w:t xml:space="preserve"> [objects, site, flow, audit, document], </w:t>
+            </w:r>
+            <w:r>
+              <w:rPr>
+                <w:rStyle w:val="CodeChar"/>
+              </w:rPr>
+              <w:t xml:space="preserve">/interrogate</w:t>
             </w:r>
             <w:r>
               <w:t xml:space="preserve">, </w:t>
@@ -907,34 +964,7 @@
               <w:rPr>
                 <w:rStyle w:val="CodeChar"/>
               </w:rPr>
-              <w:t xml:space="preserve">/persona</w:t>
-            </w:r>
-            <w:r>
-              <w:t xml:space="preserve"> [card, day], </w:t>
-            </w:r>
-            <w:r>
-              <w:rPr>
-                <w:rStyle w:val="CodeChar"/>
-              </w:rPr>
-              <w:t xml:space="preserve">/journey</w:t>
-            </w:r>
-            <w:r>
-              <w:t xml:space="preserve"> [map, blueprint, pain-points, solutions, experience], </w:t>
-            </w:r>
-            <w:r>
-              <w:rPr>
-                <w:rStyle w:val="CodeChar"/>
-              </w:rPr>
-              <w:t xml:space="preserve">/problem-statement</w:t>
-            </w:r>
-            <w:r>
-              <w:t xml:space="preserve">, </w:t>
-            </w:r>
-            <w:r>
-              <w:rPr>
-                <w:rStyle w:val="CodeChar"/>
-              </w:rPr>
-              <w:t xml:space="preserve">/metrics</w:t>
+              <w:t xml:space="preserve">/decisions</w:t>
             </w:r>
           </w:p>
         </w:tc>
@@ -952,7 +982,7 @@
               <w:pStyle w:val="TableText"/>
             </w:pPr>
             <w:r>
-              <w:t xml:space="preserve">Decide</w:t>
+              <w:t xml:space="preserve">Design</w:t>
             </w:r>
           </w:p>
         </w:tc>
@@ -968,7 +998,7 @@
               <w:rPr>
                 <w:rStyle w:val="CodeChar"/>
               </w:rPr>
-              <w:t xml:space="preserve">/brainstorming</w:t>
+              <w:t xml:space="preserve">/prototype</w:t>
             </w:r>
             <w:r>
               <w:t xml:space="preserve">, </w:t>
@@ -977,7 +1007,25 @@
               <w:rPr>
                 <w:rStyle w:val="CodeChar"/>
               </w:rPr>
-              <w:t xml:space="preserve">/information-architecture</w:t>
+              <w:t xml:space="preserve">/styleguide</w:t>
+            </w:r>
+            <w:r>
+              <w:t xml:space="preserve"> [default, forge], </w:t>
+            </w:r>
+            <w:r>
+              <w:rPr>
+                <w:rStyle w:val="CodeChar"/>
+              </w:rPr>
+              <w:t xml:space="preserve">/audit</w:t>
+            </w:r>
+            <w:r>
+              <w:t xml:space="preserve"> [craft, heuristic, code, spec, a11y], </w:t>
+            </w:r>
+            <w:r>
+              <w:rPr>
+                <w:rStyle w:val="CodeChar"/>
+              </w:rPr>
+              <w:t xml:space="preserve">/refine</w:t>
             </w:r>
             <w:r>
               <w:t xml:space="preserve">, </w:t>
@@ -986,16 +1034,7 @@
               <w:rPr>
                 <w:rStyle w:val="CodeChar"/>
               </w:rPr>
-              <w:t xml:space="preserve">/map</w:t>
-            </w:r>
-            <w:r>
-              <w:t xml:space="preserve"> [objects, site, flow, audit, document], </w:t>
-            </w:r>
-            <w:r>
-              <w:rPr>
-                <w:rStyle w:val="CodeChar"/>
-              </w:rPr>
-              <w:t xml:space="preserve">/interrogate</w:t>
+              <w:t xml:space="preserve">/storybook</w:t>
             </w:r>
             <w:r>
               <w:t xml:space="preserve">, </w:t>
@@ -1004,7 +1043,10 @@
               <w:rPr>
                 <w:rStyle w:val="CodeChar"/>
               </w:rPr>
-              <w:t xml:space="preserve">/decisions</w:t>
+              <w:t xml:space="preserve">/figma</w:t>
+            </w:r>
+            <w:r>
+              <w:t xml:space="preserve"> [capture, import, sync]</w:t>
             </w:r>
           </w:p>
         </w:tc>
@@ -1022,7 +1064,7 @@
               <w:pStyle w:val="TableText"/>
             </w:pPr>
             <w:r>
-              <w:t xml:space="preserve">Design</w:t>
+              <w:t xml:space="preserve">Deliver</w:t>
             </w:r>
           </w:p>
         </w:tc>
@@ -1038,7 +1080,7 @@
               <w:rPr>
                 <w:rStyle w:val="CodeChar"/>
               </w:rPr>
-              <w:t xml:space="preserve">/prototype</w:t>
+              <w:t xml:space="preserve">/usability-test-plan</w:t>
             </w:r>
             <w:r>
               <w:t xml:space="preserve">, </w:t>
@@ -1047,25 +1089,16 @@
               <w:rPr>
                 <w:rStyle w:val="CodeChar"/>
               </w:rPr>
-              <w:t xml:space="preserve">/styleguide</w:t>
-            </w:r>
-            <w:r>
-              <w:t xml:space="preserve"> [default, forge], </w:t>
-            </w:r>
-            <w:r>
-              <w:rPr>
-                <w:rStyle w:val="CodeChar"/>
-              </w:rPr>
-              <w:t xml:space="preserve">/audit</w:t>
-            </w:r>
-            <w:r>
-              <w:t xml:space="preserve"> [craft, heuristic, code, spec, a11y], </w:t>
-            </w:r>
-            <w:r>
-              <w:rPr>
-                <w:rStyle w:val="CodeChar"/>
-              </w:rPr>
-              <w:t xml:space="preserve">/refine</w:t>
+              <w:t xml:space="preserve">/package</w:t>
+            </w:r>
+            <w:r>
+              <w:t xml:space="preserve"> [full, lite], </w:t>
+            </w:r>
+            <w:r>
+              <w:rPr>
+                <w:rStyle w:val="CodeChar"/>
+              </w:rPr>
+              <w:t xml:space="preserve">/showcase</w:t>
             </w:r>
             <w:r>
               <w:t xml:space="preserve">, </w:t>
@@ -1074,7 +1107,7 @@
               <w:rPr>
                 <w:rStyle w:val="CodeChar"/>
               </w:rPr>
-              <w:t xml:space="preserve">/storybook</w:t>
+              <w:t xml:space="preserve">/guide</w:t>
             </w:r>
             <w:r>
               <w:t xml:space="preserve">, </w:t>
@@ -1083,10 +1116,7 @@
               <w:rPr>
                 <w:rStyle w:val="CodeChar"/>
               </w:rPr>
-              <w:t xml:space="preserve">/figma</w:t>
-            </w:r>
-            <w:r>
-              <w:t xml:space="preserve"> [capture, import, sync]</w:t>
+              <w:t xml:space="preserve">/requirements</w:t>
             </w:r>
           </w:p>
         </w:tc>
@@ -1104,7 +1134,7 @@
               <w:pStyle w:val="TableText"/>
             </w:pPr>
             <w:r>
-              <w:t xml:space="preserve">Deliver</w:t>
+              <w:t xml:space="preserve">Any time</w:t>
             </w:r>
           </w:p>
         </w:tc>
@@ -1120,43 +1150,16 @@
               <w:rPr>
                 <w:rStyle w:val="CodeChar"/>
               </w:rPr>
-              <w:t xml:space="preserve">/usability-test-plan</w:t>
-            </w:r>
-            <w:r>
-              <w:t xml:space="preserve">, </w:t>
-            </w:r>
-            <w:r>
-              <w:rPr>
-                <w:rStyle w:val="CodeChar"/>
-              </w:rPr>
-              <w:t xml:space="preserve">/package</w:t>
-            </w:r>
-            <w:r>
-              <w:t xml:space="preserve"> [full, lite], </w:t>
-            </w:r>
-            <w:r>
-              <w:rPr>
-                <w:rStyle w:val="CodeChar"/>
-              </w:rPr>
-              <w:t xml:space="preserve">/showcase</w:t>
-            </w:r>
-            <w:r>
-              <w:t xml:space="preserve">, </w:t>
-            </w:r>
-            <w:r>
-              <w:rPr>
-                <w:rStyle w:val="CodeChar"/>
-              </w:rPr>
-              <w:t xml:space="preserve">/guide</w:t>
-            </w:r>
-            <w:r>
-              <w:t xml:space="preserve">, </w:t>
-            </w:r>
-            <w:r>
-              <w:rPr>
-                <w:rStyle w:val="CodeChar"/>
-              </w:rPr>
-              <w:t xml:space="preserve">/requirements</w:t>
+              <w:t xml:space="preserve">/wiki</w:t>
+            </w:r>
+            <w:r>
+              <w:t xml:space="preserve"> [compile, note], </w:t>
+            </w:r>
+            <w:r>
+              <w:rPr>
+                <w:rStyle w:val="CodeChar"/>
+              </w:rPr>
+              <w:t xml:space="preserve">/skill-manager</w:t>
             </w:r>
           </w:p>
         </w:tc>
@@ -1174,7 +1177,7 @@
               <w:pStyle w:val="TableText"/>
             </w:pPr>
             <w:r>
-              <w:t xml:space="preserve">Any time</w:t>
+              <w:t xml:space="preserve">Router</w:t>
             </w:r>
           </w:p>
         </w:tc>
@@ -1190,16 +1193,10 @@
               <w:rPr>
                 <w:rStyle w:val="CodeChar"/>
               </w:rPr>
-              <w:t xml:space="preserve">/wiki</w:t>
-            </w:r>
-            <w:r>
-              <w:t xml:space="preserve"> [compile, note], </w:t>
-            </w:r>
-            <w:r>
-              <w:rPr>
-                <w:rStyle w:val="CodeChar"/>
-              </w:rPr>
-              <w:t xml:space="preserve">/skill-manager</w:t>
+              <w:t xml:space="preserve">/help</w:t>
+            </w:r>
+            <w:r>
+              <w:t xml:space="preserve"> [default, atlas]</w:t>
             </w:r>
           </w:p>
         </w:tc>
@@ -1706,9 +1703,6 @@
           <w:rStyle w:val="CodeChar"/>
         </w:rPr>
         <w:t xml:space="preserve">Create a design system from the GitHub repo &lt;owner&gt;/&lt;repo&gt;, branch main.</w:t>
-      </w:r>
-      <w:r>
-        <w:t xml:space="preserve"> For a private repository, install the GitHub App when prompted.</w:t>
       </w:r>
     </w:p>
     <w:p>
@@ -2162,16 +2156,7 @@
               <w:pStyle w:val="TableText"/>
             </w:pPr>
             <w:r>
-              <w:t xml:space="preserve">Install the GitHub App when prompted and pick </w:t>
-            </w:r>
-            <w:r>
-              <w:rPr>
-                <w:rStyle w:val="CodeChar"/>
-              </w:rPr>
-              <w:t xml:space="preserve">RPalis/AIXLab-Atlas</w:t>
-            </w:r>
-            <w:r>
-              <w:t xml:space="preserve">.</w:t>
+              <w:t xml:space="preserve">Call the AIX-Lab support channel.</w:t>
             </w:r>
           </w:p>
         </w:tc>
@@ -2366,7 +2351,7 @@
         <w:color w:val="5A6B78"/>
         <w:sz w:val="16"/>
       </w:rPr>
-      <w:t>Using the AIX Lab-Atlas skills in Claude Design (v2)</w:t>
+      <w:t>Using the AIX Lab-Atlas skills in Claude Design (v3)</w:t>
     </w:r>
     <w:r>
       <w:rPr>

--- a/onboarding/AIX-Lab-Atlas-Skills-in-Claude-Design.docx
+++ b/onboarding/AIX-Lab-Atlas-Skills-in-Claude-Design.docx
@@ -144,7 +144,7 @@
               <w:pStyle w:val="TableText"/>
             </w:pPr>
             <w:r>
-              <w:t xml:space="preserve">Use</w:t>
+              <w:t xml:space="preserve">Licence</w:t>
             </w:r>
           </w:p>
         </w:tc>
@@ -157,7 +157,7 @@
               <w:pStyle w:val="TableText"/>
             </w:pPr>
             <w:r>
-              <w:t xml:space="preserve">Internal. Do not share outside the team.</w:t>
+              <w:t xml:space="preserve">MIT. Free to use, with the licence notice.</w:t>
             </w:r>
           </w:p>
         </w:tc>
@@ -173,48 +173,21 @@
         <w:pStyle w:val="Heading1"/>
       </w:pPr>
       <w:r>
-        <w:t xml:space="preserve">What you are setting up</w:t>
-      </w:r>
-    </w:p>
-    <w:p>
-      <w:r>
-        <w:t xml:space="preserve">The repository holds 30 skills. Each skill is a folder with a </w:t>
-      </w:r>
-      <w:r>
-        <w:rPr>
-          <w:rStyle w:val="CodeChar"/>
-        </w:rPr>
-        <w:t xml:space="preserve">SKILL.md</w:t>
-      </w:r>
-      <w:r>
-        <w:t xml:space="preserve"> file of instructions, for example </w:t>
-      </w:r>
-      <w:r>
-        <w:rPr>
-          <w:rStyle w:val="CodeChar"/>
-        </w:rPr>
-        <w:t xml:space="preserve">audit</w:t>
-      </w:r>
-      <w:r>
-        <w:t xml:space="preserve">, </w:t>
-      </w:r>
-      <w:r>
-        <w:rPr>
-          <w:rStyle w:val="CodeChar"/>
-        </w:rPr>
-        <w:t xml:space="preserve">brief</w:t>
-      </w:r>
-      <w:r>
-        <w:t xml:space="preserve"> and </w:t>
-      </w:r>
-      <w:r>
-        <w:rPr>
-          <w:rStyle w:val="CodeChar"/>
-        </w:rPr>
-        <w:t xml:space="preserve">persona</w:t>
-      </w:r>
-      <w:r>
-        <w:t xml:space="preserve">. You copy those folders into your Claude Design project, add one rule file, and then ask for a skill by name in chat. Nothing is installed on your computer and you do not need a terminal.</w:t>
+        <w:t xml:space="preserve">Step 1. Install</w:t>
+      </w:r>
+    </w:p>
+    <w:p>
+      <w:r>
+        <w:t xml:space="preserve">Follow </w:t>
+      </w:r>
+      <w:r>
+        <w:rPr>
+          <w:b/>
+        </w:rPr>
+        <w:t xml:space="preserve">Part B</w:t>
+      </w:r>
+      <w:r>
+        <w:t xml:space="preserve"> of the Install click-by-click guide. It connects the repository, copies the 30 skills into your project and adds the rule file, in about 10 minutes. Repeat it in every new project.</w:t>
       </w:r>
     </w:p>
     <w:p>
@@ -222,406 +195,7 @@
         <w:pStyle w:val="Heading1"/>
       </w:pPr>
       <w:r>
-        <w:t xml:space="preserve">Step 1. Connect the repository</w:t>
-      </w:r>
-    </w:p>
-    <w:p>
-      <w:pPr>
-        <w:pStyle w:val="ListParagraph"/>
-        <w:numPr>
-          <w:ilvl w:val="0"/>
-          <w:numId w:val="3"/>
-        </w:numPr>
-      </w:pPr>
-      <w:r>
-        <w:t xml:space="preserve">Open a project in Claude Design.</w:t>
-      </w:r>
-    </w:p>
-    <w:p>
-      <w:pPr>
-        <w:pStyle w:val="ListParagraph"/>
-        <w:numPr>
-          <w:ilvl w:val="0"/>
-          <w:numId w:val="3"/>
-        </w:numPr>
-      </w:pPr>
-      <w:r>
-        <w:t xml:space="preserve">In chat, send: </w:t>
-      </w:r>
-      <w:r>
-        <w:rPr>
-          <w:rStyle w:val="CodeChar"/>
-        </w:rPr>
-        <w:t xml:space="preserve">Connect the GitHub repo RPalis/AIXLab-Atlas, branch main.</w:t>
-      </w:r>
-    </w:p>
-    <w:p>
-      <w:pPr>
-        <w:pStyle w:val="ListParagraph"/>
-        <w:numPr>
-          <w:ilvl w:val="0"/>
-          <w:numId w:val="3"/>
-        </w:numPr>
-      </w:pPr>
-      <w:r>
-        <w:t xml:space="preserve">If a repository picker appears, choose </w:t>
-      </w:r>
-      <w:r>
-        <w:rPr>
-          <w:rStyle w:val="CodeChar"/>
-        </w:rPr>
-        <w:t xml:space="preserve">RPalis/AIXLab-Atlas</w:t>
-      </w:r>
-      <w:r>
-        <w:t xml:space="preserve">.</w:t>
-      </w:r>
-    </w:p>
-    <w:p>
-      <w:pPr>
-        <w:pStyle w:val="ListParagraph"/>
-        <w:numPr>
-          <w:ilvl w:val="0"/>
-          <w:numId w:val="3"/>
-        </w:numPr>
-      </w:pPr>
-      <w:r>
-        <w:t xml:space="preserve">If the assistant says it cannot see the repository, call the AIX-Lab support channel.</w:t>
-      </w:r>
-    </w:p>
-    <w:p>
-      <w:pPr>
-        <w:pStyle w:val="CalloutCheck"/>
-      </w:pPr>
-      <w:r>
-        <w:rPr>
-          <w:b/>
-        </w:rPr>
-        <w:t xml:space="preserve">Check: </w:t>
-      </w:r>
-      <w:r>
-        <w:t xml:space="preserve">The assistant can list the repository's </w:t>
-      </w:r>
-      <w:r>
-        <w:rPr>
-          <w:rStyle w:val="CodeChar"/>
-        </w:rPr>
-        <w:t xml:space="preserve">skills/</w:t>
-      </w:r>
-      <w:r>
-        <w:t xml:space="preserve"> folder.</w:t>
-      </w:r>
-    </w:p>
-    <w:p>
-      <w:pPr>
-        <w:pStyle w:val="Heading1"/>
-      </w:pPr>
-      <w:r>
-        <w:t xml:space="preserve">Step 2. Copy the skills into the project</w:t>
-      </w:r>
-    </w:p>
-    <w:p>
-      <w:pPr>
-        <w:pStyle w:val="ListParagraph"/>
-        <w:numPr>
-          <w:ilvl w:val="0"/>
-          <w:numId w:val="4"/>
-        </w:numPr>
-      </w:pPr>
-      <w:r>
-        <w:t xml:space="preserve">If this project already holds a </w:t>
-      </w:r>
-      <w:r>
-        <w:rPr>
-          <w:rStyle w:val="CodeChar"/>
-        </w:rPr>
-        <w:t xml:space="preserve">skills/</w:t>
-      </w:r>
-      <w:r>
-        <w:t xml:space="preserve"> folder from an earlier copy, delete it first. An old copy is the only way to end up with retired or duplicate skills.</w:t>
-      </w:r>
-    </w:p>
-    <w:p>
-      <w:pPr>
-        <w:pStyle w:val="ListParagraph"/>
-        <w:numPr>
-          <w:ilvl w:val="0"/>
-          <w:numId w:val="4"/>
-        </w:numPr>
-      </w:pPr>
-      <w:r>
-        <w:t xml:space="preserve">Send: </w:t>
-      </w:r>
-      <w:r>
-        <w:rPr>
-          <w:rStyle w:val="CodeChar"/>
-        </w:rPr>
-        <w:t xml:space="preserve">Copy the whole skills/ folder from RPalis/AIXLab-Atlas into this project, keeping the folder structure.</w:t>
-      </w:r>
-    </w:p>
-    <w:p>
-      <w:pPr>
-        <w:pStyle w:val="ListParagraph"/>
-        <w:numPr>
-          <w:ilvl w:val="0"/>
-          <w:numId w:val="4"/>
-        </w:numPr>
-      </w:pPr>
-      <w:r>
-        <w:t xml:space="preserve">Ask: </w:t>
-      </w:r>
-      <w:r>
-        <w:rPr>
-          <w:rStyle w:val="CodeChar"/>
-        </w:rPr>
-        <w:t xml:space="preserve">List the project's top-level folders. Every skill must sit at skills/&lt;name&gt;/SKILL.md.</w:t>
-      </w:r>
-    </w:p>
-    <w:p>
-      <w:pPr>
-        <w:pStyle w:val="ListParagraph"/>
-        <w:numPr>
-          <w:ilvl w:val="0"/>
-          <w:numId w:val="4"/>
-        </w:numPr>
-      </w:pPr>
-      <w:r>
-        <w:t xml:space="preserve">If the folders landed at the project root, send: </w:t>
-      </w:r>
-      <w:r>
-        <w:rPr>
-          <w:rStyle w:val="CodeChar"/>
-        </w:rPr>
-        <w:t xml:space="preserve">Move all of them under skills/.</w:t>
-      </w:r>
-      <w:r>
-        <w:t xml:space="preserve"> This happened the first time.</w:t>
-      </w:r>
-    </w:p>
-    <w:p>
-      <w:pPr>
-        <w:pStyle w:val="CalloutCheck"/>
-      </w:pPr>
-      <w:r>
-        <w:rPr>
-          <w:b/>
-        </w:rPr>
-        <w:t xml:space="preserve">Check: </w:t>
-      </w:r>
-      <w:r>
-        <w:rPr>
-          <w:rStyle w:val="CodeChar"/>
-        </w:rPr>
-        <w:t xml:space="preserve">skills/help/SKILL.md</w:t>
-      </w:r>
-      <w:r>
-        <w:t xml:space="preserve"> exists, and </w:t>
-      </w:r>
-      <w:r>
-        <w:rPr>
-          <w:rStyle w:val="CodeChar"/>
-        </w:rPr>
-        <w:t xml:space="preserve">skills/</w:t>
-      </w:r>
-      <w:r>
-        <w:t xml:space="preserve"> holds exactly 30 folders. The repository's </w:t>
-      </w:r>
-      <w:r>
-        <w:rPr>
-          <w:rStyle w:val="CodeChar"/>
-        </w:rPr>
-        <w:t xml:space="preserve">install.sh</w:t>
-      </w:r>
-      <w:r>
-        <w:t xml:space="preserve"> is for terminal installs and is not needed here.</w:t>
-      </w:r>
-    </w:p>
-    <w:p>
-      <w:pPr>
-        <w:pStyle w:val="Heading1"/>
-      </w:pPr>
-      <w:r>
-        <w:t xml:space="preserve">Step 3. Add the command rule</w:t>
-      </w:r>
-    </w:p>
-    <w:p>
-      <w:r>
-        <w:t xml:space="preserve">This file is what makes </w:t>
-      </w:r>
-      <w:r>
-        <w:rPr>
-          <w:rStyle w:val="CodeChar"/>
-        </w:rPr>
-        <w:t xml:space="preserve">/audit</w:t>
-      </w:r>
-      <w:r>
-        <w:t xml:space="preserve"> and the other commands work. Send: </w:t>
-      </w:r>
-      <w:r>
-        <w:rPr>
-          <w:rStyle w:val="CodeChar"/>
-        </w:rPr>
-        <w:t xml:space="preserve">Create CLAUDE.md at the project root with exactly this text.</w:t>
-      </w:r>
-      <w:r>
-        <w:t xml:space="preserve"> Then paste the block below. The project applies </w:t>
-      </w:r>
-      <w:r>
-        <w:rPr>
-          <w:rStyle w:val="CodeChar"/>
-        </w:rPr>
-        <w:t xml:space="preserve">CLAUDE.md</w:t>
-      </w:r>
-      <w:r>
-        <w:t xml:space="preserve"> to every conversation in it. Repeat this step in each new project.</w:t>
-      </w:r>
-    </w:p>
-    <w:p>
-      <w:pPr>
-        <w:pStyle w:val="CodeBlock"/>
-      </w:pPr>
-      <w:r>
-        <w:t xml:space="preserve"># Skill commands</w:t>
-      </w:r>
-    </w:p>
-    <w:p>
-      <w:pPr>
-        <w:pStyle w:val="CodeBlock"/>
-      </w:pPr>
-      <w:r>
-        <w:t xml:space="preserve">The folder `skills/` holds the AIX Lab-Atlas skill suite (copied from RPalis/AIXLab-Atlas).</w:t>
-      </w:r>
-    </w:p>
-    <w:p>
-      <w:pPr>
-        <w:pStyle w:val="CodeBlock"/>
-      </w:pPr>
-      <w:r>
-        <w:t xml:space="preserve">When a user message starts with `/&lt;name&gt;` (for example `/help`, `/showcase`, `/audit craft`),</w:t>
-      </w:r>
-    </w:p>
-    <w:p>
-      <w:pPr>
-        <w:pStyle w:val="CodeBlock"/>
-      </w:pPr>
-      <w:r>
-        <w:t xml:space="preserve">treat it as a command to run that skill:</w:t>
-      </w:r>
-    </w:p>
-    <w:p>
-      <w:pPr>
-        <w:pStyle w:val="CodeBlock"/>
-      </w:pPr>
-      <w:r>
-        <w:t xml:space="preserve">1. Read `skills/&lt;name&gt;/SKILL.md`. Read its `references/` and `templates/` files as the</w:t>
-      </w:r>
-    </w:p>
-    <w:p>
-      <w:pPr>
-        <w:pStyle w:val="CodeBlock"/>
-      </w:pPr>
-      <w:r>
-        <w:t xml:space="preserve">   skill instructs.</w:t>
-      </w:r>
-    </w:p>
-    <w:p>
-      <w:pPr>
-        <w:pStyle w:val="CodeBlock"/>
-      </w:pPr>
-      <w:r>
-        <w:t xml:space="preserve">2. Follow it exactly, using any word after the name as the mode or argument (`/audit a11y`</w:t>
-      </w:r>
-    </w:p>
-    <w:p>
-      <w:pPr>
-        <w:pStyle w:val="CodeBlock"/>
-      </w:pPr>
-      <w:r>
-        <w:t xml:space="preserve">   means audit in a11y mode; `/brief meal plans for housemates` passes the text as the idea).</w:t>
-      </w:r>
-    </w:p>
-    <w:p>
-      <w:pPr>
-        <w:pStyle w:val="CodeBlock"/>
-      </w:pPr>
-      <w:r>
-        <w:t xml:space="preserve">3. Do not answer that `/` commands are unsupported.</w:t>
-      </w:r>
-    </w:p>
-    <w:p>
-      <w:pPr>
-        <w:pStyle w:val="CodeBlock"/>
-      </w:pPr>
-      <w:r>
-        <w:t xml:space="preserve">4. `/help` with no argument runs help's default mode. `/help atlas` runs atlas mode.</w:t>
-      </w:r>
-    </w:p>
-    <w:p>
-      <w:pPr>
-        <w:pStyle w:val="CodeBlock"/>
-      </w:pPr>
-      <w:r>
-        <w:t xml:space="preserve">5. If `skills/&lt;name&gt;/` does not exist, list the folder names in `skills/` and ask which</w:t>
-      </w:r>
-    </w:p>
-    <w:p>
-      <w:pPr>
-        <w:pStyle w:val="CodeBlock"/>
-      </w:pPr>
-      <w:r>
-        <w:t xml:space="preserve">   one was meant.</w:t>
-      </w:r>
-    </w:p>
-    <w:p>
-      <w:pPr>
-        <w:pStyle w:val="CodeBlock"/>
-      </w:pPr>
-      <w:r>
-        <w:t xml:space="preserve">6. Each skill has an `## Environment` section. If it needs something this project does not</w:t>
-      </w:r>
-    </w:p>
-    <w:p>
-      <w:pPr>
-        <w:pStyle w:val="CodeBlock"/>
-      </w:pPr>
-      <w:r>
-        <w:t xml:space="preserve">   provide, such as a shell or Node.js, say so, return the output in the conversation, and</w:t>
-      </w:r>
-    </w:p>
-    <w:p>
-      <w:pPr>
-        <w:pStyle w:val="CodeBlock"/>
-      </w:pPr>
-      <w:r>
-        <w:t xml:space="preserve">   never claim a file was written or a command run when it was not.</w:t>
-      </w:r>
-    </w:p>
-    <w:p>
-      <w:pPr>
-        <w:pStyle w:val="CodeBlock"/>
-      </w:pPr>
-      <w:r>
-        <w:t xml:space="preserve">The skill's `docs/...` paths mean this project's docs folder. The skill's own Output</w:t>
-      </w:r>
-    </w:p>
-    <w:p>
-      <w:pPr>
-        <w:pStyle w:val="CodeBlock"/>
-      </w:pPr>
-      <w:r>
-        <w:t xml:space="preserve">Discipline applies: short, bullet-first chat replies.</w:t>
-      </w:r>
-    </w:p>
-    <w:p>
-      <w:pPr>
-        <w:pStyle w:val="Spacer"/>
-      </w:pPr>
-    </w:p>
-    <w:p>
-      <w:pPr>
-        <w:pStyle w:val="Heading1"/>
-      </w:pPr>
-      <w:r>
-        <w:t xml:space="preserve">Step 4. Invoke a skill</w:t>
+        <w:t xml:space="preserve">Step 2. Invoke a skill</w:t>
       </w:r>
     </w:p>
     <w:p>
@@ -1345,7 +919,7 @@
         <w:pStyle w:val="ListParagraph"/>
         <w:numPr>
           <w:ilvl w:val="0"/>
-          <w:numId w:val="5"/>
+          <w:numId w:val="3"/>
         </w:numPr>
       </w:pPr>
       <w:r>
@@ -1390,7 +964,7 @@
         <w:pStyle w:val="ListParagraph"/>
         <w:numPr>
           <w:ilvl w:val="0"/>
-          <w:numId w:val="5"/>
+          <w:numId w:val="3"/>
         </w:numPr>
       </w:pPr>
       <w:r>
@@ -1408,7 +982,7 @@
         <w:pStyle w:val="ListParagraph"/>
         <w:numPr>
           <w:ilvl w:val="0"/>
-          <w:numId w:val="5"/>
+          <w:numId w:val="3"/>
         </w:numPr>
       </w:pPr>
       <w:r>
@@ -1642,7 +1216,7 @@
         <w:pStyle w:val="ListParagraph"/>
         <w:numPr>
           <w:ilvl w:val="0"/>
-          <w:numId w:val="6"/>
+          <w:numId w:val="4"/>
         </w:numPr>
       </w:pPr>
       <w:r>
@@ -1683,7 +1257,7 @@
         <w:pStyle w:val="ListParagraph"/>
         <w:numPr>
           <w:ilvl w:val="0"/>
-          <w:numId w:val="6"/>
+          <w:numId w:val="4"/>
         </w:numPr>
       </w:pPr>
       <w:r>
@@ -1703,6 +1277,160 @@
           <w:rStyle w:val="CodeChar"/>
         </w:rPr>
         <w:t xml:space="preserve">Create a design system from the GitHub repo &lt;owner&gt;/&lt;repo&gt;, branch main.</w:t>
+      </w:r>
+    </w:p>
+    <w:p>
+      <w:pPr>
+        <w:pStyle w:val="ListParagraph"/>
+        <w:numPr>
+          <w:ilvl w:val="0"/>
+          <w:numId w:val="4"/>
+        </w:numPr>
+      </w:pPr>
+      <w:r>
+        <w:t xml:space="preserve">Click </w:t>
+      </w:r>
+      <w:r>
+        <w:rPr>
+          <w:b/>
+        </w:rPr>
+        <w:t xml:space="preserve">Open</w:t>
+      </w:r>
+      <w:r>
+        <w:t xml:space="preserve">, then </w:t>
+      </w:r>
+      <w:r>
+        <w:rPr>
+          <w:b/>
+        </w:rPr>
+        <w:t xml:space="preserve">Remix</w:t>
+      </w:r>
+      <w:r>
+        <w:t xml:space="preserve">, to review and tidy it. Make a test project and check colours, type and components.</w:t>
+      </w:r>
+    </w:p>
+    <w:p>
+      <w:pPr>
+        <w:pStyle w:val="ListParagraph"/>
+        <w:numPr>
+          <w:ilvl w:val="0"/>
+          <w:numId w:val="4"/>
+        </w:numPr>
+      </w:pPr>
+      <w:r>
+        <w:t xml:space="preserve">Turn on </w:t>
+      </w:r>
+      <w:r>
+        <w:rPr>
+          <w:b/>
+        </w:rPr>
+        <w:t xml:space="preserve">Published</w:t>
+      </w:r>
+      <w:r>
+        <w:t xml:space="preserve"> so new projects use it. For a React component library, run </w:t>
+      </w:r>
+      <w:r>
+        <w:rPr>
+          <w:rStyle w:val="CodeChar"/>
+        </w:rPr>
+        <w:t xml:space="preserve">/design-sync</w:t>
+      </w:r>
+      <w:r>
+        <w:t xml:space="preserve"> from Claude Code for a fuller import.</w:t>
+      </w:r>
+    </w:p>
+    <w:p>
+      <w:pPr>
+        <w:pStyle w:val="Heading2"/>
+      </w:pPr>
+      <w:r>
+        <w:t xml:space="preserve">2. Create a design system (foundations only)</w:t>
+      </w:r>
+    </w:p>
+    <w:p>
+      <w:pPr>
+        <w:pStyle w:val="ListParagraph"/>
+        <w:numPr>
+          <w:ilvl w:val="0"/>
+          <w:numId w:val="5"/>
+        </w:numPr>
+      </w:pPr>
+      <w:r>
+        <w:t xml:space="preserve">Gather your logo files, colour file, type spec or brand deck. Open </w:t>
+      </w:r>
+      <w:r>
+        <w:rPr>
+          <w:b/>
+        </w:rPr>
+        <w:t xml:space="preserve">Settings &gt; Design systems</w:t>
+      </w:r>
+      <w:r>
+        <w:t xml:space="preserve">, start a new one, name it and upload them.</w:t>
+      </w:r>
+    </w:p>
+    <w:p>
+      <w:pPr>
+        <w:pStyle w:val="ListParagraph"/>
+        <w:numPr>
+          <w:ilvl w:val="0"/>
+          <w:numId w:val="5"/>
+        </w:numPr>
+      </w:pPr>
+      <w:r>
+        <w:t xml:space="preserve">Send: </w:t>
+      </w:r>
+      <w:r>
+        <w:rPr>
+          <w:rStyle w:val="CodeChar"/>
+        </w:rPr>
+        <w:t xml:space="preserve">Foundations only: colour, typography, spacing, radius and shadow, light and dark. No components. Use only my files and ask if something is missing.</w:t>
+      </w:r>
+    </w:p>
+    <w:p>
+      <w:pPr>
+        <w:pStyle w:val="ListParagraph"/>
+        <w:numPr>
+          <w:ilvl w:val="0"/>
+          <w:numId w:val="5"/>
+        </w:numPr>
+      </w:pPr>
+      <w:r>
+        <w:t xml:space="preserve">Click </w:t>
+      </w:r>
+      <w:r>
+        <w:rPr>
+          <w:b/>
+        </w:rPr>
+        <w:t xml:space="preserve">Open</w:t>
+      </w:r>
+      <w:r>
+        <w:t xml:space="preserve">, then </w:t>
+      </w:r>
+      <w:r>
+        <w:rPr>
+          <w:b/>
+        </w:rPr>
+        <w:t xml:space="preserve">Remix</w:t>
+      </w:r>
+      <w:r>
+        <w:t xml:space="preserve">, and check every colour and font against your brand guide. Make a test project, then turn on </w:t>
+      </w:r>
+      <w:r>
+        <w:rPr>
+          <w:b/>
+        </w:rPr>
+        <w:t xml:space="preserve">Published</w:t>
+      </w:r>
+      <w:r>
+        <w:t xml:space="preserve">.</w:t>
+      </w:r>
+    </w:p>
+    <w:p>
+      <w:pPr>
+        <w:pStyle w:val="Heading2"/>
+      </w:pPr>
+      <w:r>
+        <w:t xml:space="preserve">3. Connect a component library and style guide from Figma</w:t>
       </w:r>
     </w:p>
     <w:p>
@@ -1714,25 +1442,25 @@
         </w:numPr>
       </w:pPr>
       <w:r>
-        <w:t xml:space="preserve">Click </w:t>
-      </w:r>
-      <w:r>
-        <w:rPr>
-          <w:b/>
-        </w:rPr>
-        <w:t xml:space="preserve">Open</w:t>
-      </w:r>
-      <w:r>
-        <w:t xml:space="preserve">, then </w:t>
-      </w:r>
-      <w:r>
-        <w:rPr>
-          <w:b/>
-        </w:rPr>
-        <w:t xml:space="preserve">Remix</w:t>
-      </w:r>
-      <w:r>
-        <w:t xml:space="preserve">, to review and tidy it. Make a test project and check colours, type and components.</w:t>
+        <w:t xml:space="preserve">In Figma, open the component library file and choose </w:t>
+      </w:r>
+      <w:r>
+        <w:rPr>
+          <w:b/>
+        </w:rPr>
+        <w:t xml:space="preserve">File &gt; Save local copy</w:t>
+      </w:r>
+      <w:r>
+        <w:t xml:space="preserve"> to get a </w:t>
+      </w:r>
+      <w:r>
+        <w:rPr>
+          <w:rStyle w:val="CodeChar"/>
+        </w:rPr>
+        <w:t xml:space="preserve">.fig</w:t>
+      </w:r>
+      <w:r>
+        <w:t xml:space="preserve"> file. Do the same for the style guide file if it is separate.</w:t>
       </w:r>
     </w:p>
     <w:p>
@@ -1744,33 +1472,25 @@
         </w:numPr>
       </w:pPr>
       <w:r>
-        <w:t xml:space="preserve">Turn on </w:t>
-      </w:r>
-      <w:r>
-        <w:rPr>
-          <w:b/>
-        </w:rPr>
-        <w:t xml:space="preserve">Published</w:t>
-      </w:r>
-      <w:r>
-        <w:t xml:space="preserve"> so new projects use it. For a React component library, run </w:t>
-      </w:r>
-      <w:r>
-        <w:rPr>
-          <w:rStyle w:val="CodeChar"/>
-        </w:rPr>
-        <w:t xml:space="preserve">/design-sync</w:t>
-      </w:r>
-      <w:r>
-        <w:t xml:space="preserve"> from Claude Code for a fuller import.</w:t>
-      </w:r>
-    </w:p>
-    <w:p>
-      <w:pPr>
-        <w:pStyle w:val="Heading2"/>
-      </w:pPr>
-      <w:r>
-        <w:t xml:space="preserve">2. Create a design system (foundations only)</w:t>
+        <w:t xml:space="preserve">In </w:t>
+      </w:r>
+      <w:r>
+        <w:rPr>
+          <w:b/>
+        </w:rPr>
+        <w:t xml:space="preserve">Settings &gt; Design systems</w:t>
+      </w:r>
+      <w:r>
+        <w:t xml:space="preserve">, start a new one and name it. Look for the option to upload a </w:t>
+      </w:r>
+      <w:r>
+        <w:rPr>
+          <w:rStyle w:val="CodeChar"/>
+        </w:rPr>
+        <w:t xml:space="preserve">.fig</w:t>
+      </w:r>
+      <w:r>
+        <w:t xml:space="preserve"> file, upload the library, and say yes when asked to import everything.</w:t>
       </w:r>
     </w:p>
     <w:p>
@@ -1778,20 +1498,20 @@
         <w:pStyle w:val="ListParagraph"/>
         <w:numPr>
           <w:ilvl w:val="0"/>
-          <w:numId w:val="7"/>
+          <w:numId w:val="6"/>
         </w:numPr>
       </w:pPr>
       <w:r>
-        <w:t xml:space="preserve">Gather your logo files, colour file, type spec or brand deck. Open </w:t>
-      </w:r>
-      <w:r>
-        <w:rPr>
-          <w:b/>
-        </w:rPr>
-        <w:t xml:space="preserve">Settings &gt; Design systems</w:t>
-      </w:r>
-      <w:r>
-        <w:t xml:space="preserve">, start a new one, name it and upload them.</w:t>
+        <w:t xml:space="preserve">Add the style guide (</w:t>
+      </w:r>
+      <w:r>
+        <w:rPr>
+          <w:rStyle w:val="CodeChar"/>
+        </w:rPr>
+        <w:t xml:space="preserve">.fig</w:t>
+      </w:r>
+      <w:r>
+        <w:t xml:space="preserve">, PDF or deck) plus your brand fonts and logos. Fonts often do not carry over from Figma.</w:t>
       </w:r>
     </w:p>
     <w:p>
@@ -1799,28 +1519,10 @@
         <w:pStyle w:val="ListParagraph"/>
         <w:numPr>
           <w:ilvl w:val="0"/>
-          <w:numId w:val="7"/>
+          <w:numId w:val="6"/>
         </w:numPr>
       </w:pPr>
       <w:r>
-        <w:t xml:space="preserve">Send: </w:t>
-      </w:r>
-      <w:r>
-        <w:rPr>
-          <w:rStyle w:val="CodeChar"/>
-        </w:rPr>
-        <w:t xml:space="preserve">Foundations only: colour, typography, spacing, radius and shadow, light and dark. No components. Use only my files and ask if something is missing.</w:t>
-      </w:r>
-    </w:p>
-    <w:p>
-      <w:pPr>
-        <w:pStyle w:val="ListParagraph"/>
-        <w:numPr>
-          <w:ilvl w:val="0"/>
-          <w:numId w:val="7"/>
-        </w:numPr>
-      </w:pPr>
-      <w:r>
         <w:t xml:space="preserve">Click </w:t>
       </w:r>
       <w:r>
@@ -1839,7 +1541,7 @@
         <w:t xml:space="preserve">Remix</w:t>
       </w:r>
       <w:r>
-        <w:t xml:space="preserve">, and check every colour and font against your brand guide. Make a test project, then turn on </w:t>
+        <w:t xml:space="preserve">, check colours, fonts, spacing and components, and fix them by chat. Make a test project, then turn on </w:t>
       </w:r>
       <w:r>
         <w:rPr>
@@ -1853,134 +1555,6 @@
     </w:p>
     <w:p>
       <w:pPr>
-        <w:pStyle w:val="Heading2"/>
-      </w:pPr>
-      <w:r>
-        <w:t xml:space="preserve">3. Connect a component library and style guide from Figma</w:t>
-      </w:r>
-    </w:p>
-    <w:p>
-      <w:pPr>
-        <w:pStyle w:val="ListParagraph"/>
-        <w:numPr>
-          <w:ilvl w:val="0"/>
-          <w:numId w:val="8"/>
-        </w:numPr>
-      </w:pPr>
-      <w:r>
-        <w:t xml:space="preserve">In Figma, open the component library file and choose </w:t>
-      </w:r>
-      <w:r>
-        <w:rPr>
-          <w:b/>
-        </w:rPr>
-        <w:t xml:space="preserve">File &gt; Save local copy</w:t>
-      </w:r>
-      <w:r>
-        <w:t xml:space="preserve"> to get a </w:t>
-      </w:r>
-      <w:r>
-        <w:rPr>
-          <w:rStyle w:val="CodeChar"/>
-        </w:rPr>
-        <w:t xml:space="preserve">.fig</w:t>
-      </w:r>
-      <w:r>
-        <w:t xml:space="preserve"> file. Do the same for the style guide file if it is separate.</w:t>
-      </w:r>
-    </w:p>
-    <w:p>
-      <w:pPr>
-        <w:pStyle w:val="ListParagraph"/>
-        <w:numPr>
-          <w:ilvl w:val="0"/>
-          <w:numId w:val="8"/>
-        </w:numPr>
-      </w:pPr>
-      <w:r>
-        <w:t xml:space="preserve">In </w:t>
-      </w:r>
-      <w:r>
-        <w:rPr>
-          <w:b/>
-        </w:rPr>
-        <w:t xml:space="preserve">Settings &gt; Design systems</w:t>
-      </w:r>
-      <w:r>
-        <w:t xml:space="preserve">, start a new one and name it. Look for the option to upload a </w:t>
-      </w:r>
-      <w:r>
-        <w:rPr>
-          <w:rStyle w:val="CodeChar"/>
-        </w:rPr>
-        <w:t xml:space="preserve">.fig</w:t>
-      </w:r>
-      <w:r>
-        <w:t xml:space="preserve"> file, upload the library, and say yes when asked to import everything.</w:t>
-      </w:r>
-    </w:p>
-    <w:p>
-      <w:pPr>
-        <w:pStyle w:val="ListParagraph"/>
-        <w:numPr>
-          <w:ilvl w:val="0"/>
-          <w:numId w:val="8"/>
-        </w:numPr>
-      </w:pPr>
-      <w:r>
-        <w:t xml:space="preserve">Add the style guide (</w:t>
-      </w:r>
-      <w:r>
-        <w:rPr>
-          <w:rStyle w:val="CodeChar"/>
-        </w:rPr>
-        <w:t xml:space="preserve">.fig</w:t>
-      </w:r>
-      <w:r>
-        <w:t xml:space="preserve">, PDF or deck) plus your brand fonts and logos. Fonts often do not carry over from Figma.</w:t>
-      </w:r>
-    </w:p>
-    <w:p>
-      <w:pPr>
-        <w:pStyle w:val="ListParagraph"/>
-        <w:numPr>
-          <w:ilvl w:val="0"/>
-          <w:numId w:val="8"/>
-        </w:numPr>
-      </w:pPr>
-      <w:r>
-        <w:t xml:space="preserve">Click </w:t>
-      </w:r>
-      <w:r>
-        <w:rPr>
-          <w:b/>
-        </w:rPr>
-        <w:t xml:space="preserve">Open</w:t>
-      </w:r>
-      <w:r>
-        <w:t xml:space="preserve">, then </w:t>
-      </w:r>
-      <w:r>
-        <w:rPr>
-          <w:b/>
-        </w:rPr>
-        <w:t xml:space="preserve">Remix</w:t>
-      </w:r>
-      <w:r>
-        <w:t xml:space="preserve">, check colours, fonts, spacing and components, and fix them by chat. Make a test project, then turn on </w:t>
-      </w:r>
-      <w:r>
-        <w:rPr>
-          <w:b/>
-        </w:rPr>
-        <w:t xml:space="preserve">Published</w:t>
-      </w:r>
-      <w:r>
-        <w:t xml:space="preserve">.</w:t>
-      </w:r>
-    </w:p>
-    <w:p>
-      <w:pPr>
         <w:pStyle w:val="CalloutNote"/>
       </w:pPr>
       <w:r>
@@ -2048,7 +1622,7 @@
         <w:t xml:space="preserve">/help atlas</w:t>
       </w:r>
       <w:r>
-        <w:t xml:space="preserve"> was tested this way and ran. If a command does nothing, check that Step 3 was done in this project and that </w:t>
+        <w:t xml:space="preserve"> was tested this way and ran. If a command does nothing, check that the rule file step in Part B was done in this project and that </w:t>
       </w:r>
       <w:r>
         <w:rPr>
@@ -2143,7 +1717,7 @@
               <w:pStyle w:val="TableText"/>
             </w:pPr>
             <w:r>
-              <w:t xml:space="preserve">The assistant cannot see the repository</w:t>
+              <w:t xml:space="preserve">A command does nothing</w:t>
             </w:r>
           </w:p>
         </w:tc>
@@ -2156,126 +1730,7 @@
               <w:pStyle w:val="TableText"/>
             </w:pPr>
             <w:r>
-              <w:t xml:space="preserve">Call the AIX-Lab support channel.</w:t>
-            </w:r>
-          </w:p>
-        </w:tc>
-      </w:tr>
-      <w:tr>
-        <w:trPr>
-          <w:cantSplit/>
-        </w:trPr>
-        <w:tc>
-          <w:tcPr>
-            <w:tcW w:w="3830" w:type="dxa"/>
-          </w:tcPr>
-          <w:p>
-            <w:pPr>
-              <w:pStyle w:val="TableText"/>
-            </w:pPr>
-            <w:r>
-              <w:rPr>
-                <w:rStyle w:val="CodeChar"/>
-              </w:rPr>
-              <w:t xml:space="preserve">skills/</w:t>
-            </w:r>
-            <w:r>
-              <w:t xml:space="preserve"> has more than 30 folders, or holds </w:t>
-            </w:r>
-            <w:r>
-              <w:rPr>
-                <w:rStyle w:val="CodeChar"/>
-              </w:rPr>
-              <w:t xml:space="preserve">competitors</w:t>
-            </w:r>
-            <w:r>
-              <w:t xml:space="preserve">, </w:t>
-            </w:r>
-            <w:r>
-              <w:rPr>
-                <w:rStyle w:val="CodeChar"/>
-              </w:rPr>
-              <w:t xml:space="preserve">scaffold</w:t>
-            </w:r>
-            <w:r>
-              <w:t xml:space="preserve">, </w:t>
-            </w:r>
-            <w:r>
-              <w:rPr>
-                <w:rStyle w:val="CodeChar"/>
-              </w:rPr>
-              <w:t xml:space="preserve">customer-journey</w:t>
-            </w:r>
-            <w:r>
-              <w:t xml:space="preserve">, </w:t>
-            </w:r>
-            <w:r>
-              <w:rPr>
-                <w:rStyle w:val="CodeChar"/>
-              </w:rPr>
-              <w:t xml:space="preserve">design-qa</w:t>
-            </w:r>
-            <w:r>
-              <w:t xml:space="preserve"> or </w:t>
-            </w:r>
-            <w:r>
-              <w:rPr>
-                <w:rStyle w:val="CodeChar"/>
-              </w:rPr>
-              <w:t xml:space="preserve">user-flow</w:t>
-            </w:r>
-          </w:p>
-        </w:tc>
-        <w:tc>
-          <w:tcPr>
-            <w:tcW w:w="6250" w:type="dxa"/>
-          </w:tcPr>
-          <w:p>
-            <w:pPr>
-              <w:pStyle w:val="TableText"/>
-            </w:pPr>
-            <w:r>
-              <w:t xml:space="preserve">Old copy. Delete </w:t>
-            </w:r>
-            <w:r>
-              <w:rPr>
-                <w:rStyle w:val="CodeChar"/>
-              </w:rPr>
-              <w:t xml:space="preserve">skills/</w:t>
-            </w:r>
-            <w:r>
-              <w:t xml:space="preserve"> and repeat Step 2.</w:t>
-            </w:r>
-          </w:p>
-        </w:tc>
-      </w:tr>
-      <w:tr>
-        <w:trPr>
-          <w:cantSplit/>
-        </w:trPr>
-        <w:tc>
-          <w:tcPr>
-            <w:tcW w:w="3830" w:type="dxa"/>
-          </w:tcPr>
-          <w:p>
-            <w:pPr>
-              <w:pStyle w:val="TableText"/>
-            </w:pPr>
-            <w:r>
-              <w:t xml:space="preserve">A command does nothing</w:t>
-            </w:r>
-          </w:p>
-        </w:tc>
-        <w:tc>
-          <w:tcPr>
-            <w:tcW w:w="6250" w:type="dxa"/>
-          </w:tcPr>
-          <w:p>
-            <w:pPr>
-              <w:pStyle w:val="TableText"/>
-            </w:pPr>
-            <w:r>
-              <w:t xml:space="preserve">Check Step 3 was done in this project and </w:t>
+              <w:t xml:space="preserve">Repeat Part B of the Install guide in this project, then check </w:t>
             </w:r>
             <w:r>
               <w:rPr>
@@ -2451,18 +1906,6 @@
     </w:lvlOverride>
   </w:num>
   <w:num w:numId="6">
-    <w:abstractNumId w:val="1"/>
-    <w:lvlOverride w:ilvl="0">
-      <w:startOverride w:val="1"/>
-    </w:lvlOverride>
-  </w:num>
-  <w:num w:numId="7">
-    <w:abstractNumId w:val="1"/>
-    <w:lvlOverride w:ilvl="0">
-      <w:startOverride w:val="1"/>
-    </w:lvlOverride>
-  </w:num>
-  <w:num w:numId="8">
     <w:abstractNumId w:val="1"/>
     <w:lvlOverride w:ilvl="0">
       <w:startOverride w:val="1"/>

--- a/onboarding/AIX-Lab-Atlas-Skills-in-Claude-Design.docx
+++ b/onboarding/AIX-Lab-Atlas-Skills-in-Claude-Design.docx
@@ -64,7 +64,7 @@
               <w:pStyle w:val="TableText"/>
             </w:pPr>
             <w:r>
-              <w:t xml:space="preserve">3</w:t>
+              <w:t xml:space="preserve">4</w:t>
             </w:r>
           </w:p>
         </w:tc>
@@ -1806,7 +1806,7 @@
         <w:color w:val="5A6B78"/>
         <w:sz w:val="16"/>
       </w:rPr>
-      <w:t>Using the AIX Lab-Atlas skills in Claude Design (v3)</w:t>
+      <w:t>Using the AIX Lab-Atlas skills in Claude Design (v4)</w:t>
     </w:r>
     <w:r>
       <w:rPr>
